--- a/manuscript/submission_files/manuscript_anonymous.docx
+++ b/manuscript/submission_files/manuscript_anonymous.docx
@@ -29,7 +29,7 @@
         <w:pStyle w:val="FirstParagraph"/>
       </w:pPr>
       <w:r>
-        <w:t xml:space="preserve">Public land-cover products are increasingly used where authoritative local time series are unavailable, but product choice can alter both apparent urban change and model rankings. We present an auditable protocol for constrained spatial allocation using Geospatial Kernel, the algorithmic core of a Geospatial World Model, as the focal execution layer. Two annual 10-m products for Abu Dhabi city, Google Dynamic World (2017–2024) and an ArcGIS-served Impact Observatory/Microsoft/Esri series (2017–2025), were harmonized to the same 100-m, six-class modelling contract. Leakage-controlled expanding-window tests compared a FLUS-style ANN–CA, Geospatial Kernel, GeoFM-LDN, persistence and random minimum-change allocation using three seeds and 1,000 spatial-block bootstrap resamples. The target year supplied oracle class totals and evaluation labels only. In 2024, the ArcGIS-served series mapped 335.57 km² as built versus 155.98 km² in Dynamic World; built-class intersection over union was 0.449. Kernel ranked first in all four Dynamic World targets from 2021 to 2024, but in only two of four matched ArcGIS-served targets; FLUS-style led in 2021 and GeoFM-LDN in 2022. Kernel’s ArcGIS-minus-Dynamic World strict change Figure of Merit ranged from -0.244 to +0.205. Yet the product-specific 2031 planning frontiers retained FLUS-style and Kernel candidates in all three scenarios. The results support an inspectable proposal–projection–writeback boundary while showing that comparative skill is label-product dependent. Neither product is authoritative local land-use truth, model outputs remain 100 m, and the 2026–2031 maps are conditional stress tests rather than official forecasts.</w:t>
+        <w:t xml:space="preserve">Public land-cover products are increasingly used where authoritative local time series are unavailable, but product choice can alter both apparent urban change and model rankings. We present an auditable protocol for constrained spatial allocation using Geospatial Kernel, the algorithmic core of a Geospatial World Model, as the focal execution layer. Two annual 10-m products for Abu Dhabi city, Google Dynamic World (2017–2024) and an ArcGIS-served Impact Observatory/Microsoft/Esri series (2017–2025), were harmonized to the same 100-m, six-class modelling contract. Leakage-controlled expanding-window tests compared a FLUS-style ANN–CA, Geospatial Kernel, GeoFM-LDN, persistence and random minimum-change allocation using three seeds and 1,000 spatial-block bootstrap resamples. The target year supplied oracle class totals and evaluation labels only. In 2024, the ArcGIS-served series mapped 335.57 km² as built versus 155.98 km² in Dynamic World; built-class intersection over union was 0.449. Kernel had the highest mean FoM in four Dynamic World targets and two matched ArcGIS-served targets; these numerical ranks did not uniformly imply paired-interval separation. Net-change allocation imposed product-specific count-only FoM upper bounds of 0.086–0.813 in the ArcGIS folds. Kernel’s ArcGIS-minus-Dynamic World strict change Figure of Merit ranged from -0.244 to +0.205. Yet the product-specific 2031 planning frontiers retained FLUS-style and Kernel candidates in all three scenarios. The results support an inspectable proposal–projection–writeback boundary while showing that comparative skill is label-product dependent. Neither product is authoritative local land-use truth, model outputs remain 100 m, and the 2026–2031 maps are conditional stress tests rather than official forecasts.</w:t>
       </w:r>
     </w:p>
     <w:bookmarkEnd w:id="9"/>
@@ -63,7 +63,7 @@
         </w:numPr>
       </w:pPr>
       <w:r>
-        <w:t xml:space="preserve">Kernel leads four Dynamic World and two of four matched ArcGIS folds.</w:t>
+        <w:t xml:space="preserve">Numerical rankings depend on product and conditional paired uncertainty.</w:t>
       </w:r>
     </w:p>
     <w:p>
@@ -87,7 +87,7 @@
         </w:numPr>
       </w:pPr>
       <w:r>
-        <w:t xml:space="preserve">ArcGIS-served labels extend the scenario origin state to 2025.</w:t>
+        <w:t xml:space="preserve">Net-change allocation restricts the attainable change-detection score.</w:t>
       </w:r>
     </w:p>
     <w:p>
@@ -1485,6 +1485,245 @@
         <w:pStyle w:val="BodyText"/>
       </w:pPr>
       <w:r>
+        <w:t xml:space="preserve">This projection is a minimum-change allocator. Let</w:t>
+      </w:r>
+      <w:r>
+        <w:t xml:space="preserve"> </w:t>
+      </w:r>
+      <m:oMath>
+        <m:sSub>
+          <m:e>
+            <m:r>
+              <m:t>n</m:t>
+            </m:r>
+          </m:e>
+          <m:sub>
+            <m:r>
+              <m:t>c</m:t>
+            </m:r>
+          </m:sub>
+        </m:sSub>
+      </m:oMath>
+      <w:r>
+        <w:t xml:space="preserve"> </w:t>
+      </w:r>
+      <w:r>
+        <w:t xml:space="preserve">and</w:t>
+      </w:r>
+      <w:r>
+        <w:t xml:space="preserve"> </w:t>
+      </w:r>
+      <m:oMath>
+        <m:sSub>
+          <m:e>
+            <m:r>
+              <m:t>a</m:t>
+            </m:r>
+          </m:e>
+          <m:sub>
+            <m:r>
+              <m:t>c</m:t>
+            </m:r>
+          </m:sub>
+        </m:sSub>
+      </m:oMath>
+      <w:r>
+        <w:t xml:space="preserve"> </w:t>
+      </w:r>
+      <w:r>
+        <w:t xml:space="preserve">be origin and feasible target counts. The number of changed cells is exactly</w:t>
+      </w:r>
+      <w:r>
+        <w:t xml:space="preserve"> </w:t>
+      </w:r>
+      <m:oMath>
+        <m:r>
+          <m:t>M</m:t>
+        </m:r>
+        <m:r>
+          <m:rPr>
+            <m:sty m:val="p"/>
+          </m:rPr>
+          <m:t>=</m:t>
+        </m:r>
+        <m:f>
+          <m:fPr>
+            <m:type m:val="bar"/>
+          </m:fPr>
+          <m:num>
+            <m:r>
+              <m:t>1</m:t>
+            </m:r>
+          </m:num>
+          <m:den>
+            <m:r>
+              <m:t>2</m:t>
+            </m:r>
+          </m:den>
+        </m:f>
+        <m:nary>
+          <m:naryPr>
+            <m:chr m:val="∑"/>
+            <m:limLoc m:val="undOvr"/>
+            <m:subHide m:val="off"/>
+            <m:supHide m:val="on"/>
+          </m:naryPr>
+          <m:sub>
+            <m:r>
+              <m:t>c</m:t>
+            </m:r>
+          </m:sub>
+          <m:sup>
+            <m:r>
+              <m:t>​</m:t>
+            </m:r>
+          </m:sup>
+          <m:e>
+            <m:r>
+              <m:rPr>
+                <m:sty m:val="p"/>
+              </m:rPr>
+              <m:t>|</m:t>
+            </m:r>
+          </m:e>
+        </m:nary>
+        <m:sSub>
+          <m:e>
+            <m:r>
+              <m:t>a</m:t>
+            </m:r>
+          </m:e>
+          <m:sub>
+            <m:r>
+              <m:t>c</m:t>
+            </m:r>
+          </m:sub>
+        </m:sSub>
+        <m:r>
+          <m:rPr>
+            <m:sty m:val="p"/>
+          </m:rPr>
+          <m:t>−</m:t>
+        </m:r>
+        <m:sSub>
+          <m:e>
+            <m:r>
+              <m:t>n</m:t>
+            </m:r>
+          </m:e>
+          <m:sub>
+            <m:r>
+              <m:t>c</m:t>
+            </m:r>
+          </m:sub>
+        </m:sSub>
+        <m:r>
+          <m:rPr>
+            <m:sty m:val="p"/>
+          </m:rPr>
+          <m:t>|</m:t>
+        </m:r>
+      </m:oMath>
+      <w:r>
+        <w:t xml:space="preserve">. A class can supply cells or receive cells in one step, but cannot do both; unchanged class totals therefore suppress within-class gross gain/loss exchanges. This is a substantive restriction on land-cover dynamics, shared by GeoFM-LDN through its use of the same allocator, rather than a consequence of exact-count constraints in general. With</w:t>
+      </w:r>
+      <w:r>
+        <w:t xml:space="preserve"> </w:t>
+      </w:r>
+      <m:oMath>
+        <m:r>
+          <m:t>O</m:t>
+        </m:r>
+      </m:oMath>
+      <w:r>
+        <w:t xml:space="preserve"> </w:t>
+      </w:r>
+      <w:r>
+        <w:t xml:space="preserve">observed changed cells, strict FoM is bounded above by</w:t>
+      </w:r>
+      <w:r>
+        <w:t xml:space="preserve"> </w:t>
+      </w:r>
+      <m:oMath>
+        <m:r>
+          <m:rPr>
+            <m:sty m:val="p"/>
+          </m:rPr>
+          <m:t>min</m:t>
+        </m:r>
+        <m:r>
+          <m:rPr>
+            <m:sty m:val="p"/>
+          </m:rPr>
+          <m:t>(</m:t>
+        </m:r>
+        <m:r>
+          <m:t>M</m:t>
+        </m:r>
+        <m:r>
+          <m:rPr>
+            <m:sty m:val="p"/>
+          </m:rPr>
+          <m:t>,</m:t>
+        </m:r>
+        <m:r>
+          <m:t>O</m:t>
+        </m:r>
+        <m:r>
+          <m:rPr>
+            <m:sty m:val="p"/>
+          </m:rPr>
+          <m:t>)</m:t>
+        </m:r>
+        <m:r>
+          <m:rPr>
+            <m:sty m:val="p"/>
+          </m:rPr>
+          <m:t>/</m:t>
+        </m:r>
+        <m:r>
+          <m:rPr>
+            <m:sty m:val="p"/>
+          </m:rPr>
+          <m:t>max</m:t>
+        </m:r>
+        <m:r>
+          <m:rPr>
+            <m:sty m:val="p"/>
+          </m:rPr>
+          <m:t>(</m:t>
+        </m:r>
+        <m:r>
+          <m:t>M</m:t>
+        </m:r>
+        <m:r>
+          <m:rPr>
+            <m:sty m:val="p"/>
+          </m:rPr>
+          <m:t>,</m:t>
+        </m:r>
+        <m:r>
+          <m:t>O</m:t>
+        </m:r>
+        <m:r>
+          <m:rPr>
+            <m:sty m:val="p"/>
+          </m:rPr>
+          <m:t>)</m:t>
+        </m:r>
+      </m:oMath>
+      <w:r>
+        <w:t xml:space="preserve"> </w:t>
+      </w:r>
+      <w:r>
+        <w:t xml:space="preserve">when the denominator is nonzero. This is a loose count-only bound, not an attainable optimum: destination classes, hard masks and spatial restrictions can further reduce attainable hits. Supplementary Table S7 derives the bound from the frozen fold reports and checks predicted moves against origin and feasible target counts. We do not divide observed FoM by this bound or interpret such a ratio as independently validated skill.</w:t>
+      </w:r>
+    </w:p>
+    <w:p>
+      <w:pPr>
+        <w:pStyle w:val="BodyText"/>
+      </w:pPr>
+      <w:r>
         <w:t xml:space="preserve">The projected raster is written as the next</w:t>
       </w:r>
       <w:r>
@@ -1853,7 +2092,7 @@
         <w:t xml:space="preserve"> </w:t>
       </w:r>
       <w:r>
-        <w:t xml:space="preserve">path identifier is retained only for artifact compatibility. It is not an endorsement of compact-city outcomes, which can have distributional trade-offs (Burton, 2000). Dynamic World-origin actions cover 2025–2031 and ArcGIS-origin actions cover 2026–2031. Their totals are explicit extensions of the preceding annual difference and are not derived from an official population, housing or infrastructure forecast. Future exogenous rasters are held at their respective final observed-year values. The green-priority action is not a water-budget model. Each candidate is run at seeds 31, 47 and 73, and planning tables report arithmetic means and population standard deviations. No p-values are reported because the three seeds describe computational variability, not independent field samples. The primary Pareto comparison is within each scenario, contrasting the three models under the same product-specific action; cross-product frontier membership is a sensitivity test, not a forecast-accuracy comparison. The current release objective set is road access, prior-built distance and union-built component density. Ecological conversion is reported as a diagnostic rather than a Pareto objective because it is structurally zero for the exact-count Kernel and GeoFM-LDN allocations. We treat this as a release objective set rather than a prespecified planning preference, and treat its variants as robustness diagnostics.</w:t>
+        <w:t xml:space="preserve">path identifier is retained only for artifact compatibility. It is not an endorsement of compact-city outcomes, which can have distributional trade-offs (Burton, 2000). Dynamic World-origin actions cover 2025–2031 and ArcGIS-origin actions cover 2026–2031. Their totals are explicit extensions of the preceding annual difference and are not derived from an official population, housing or infrastructure forecast. Future exogenous rasters are held at their respective final observed-year values. The green-priority action is not a water-budget model. Each candidate is run at seeds 31, 47 and 73, and planning tables report arithmetic means and population standard deviations. No p-values are reported because the three seeds describe computational variability, not independent field samples. The green-priority label denotes a vegetation-quantity sensitivity action, not demonstrated ecological sustainability. The primary Pareto comparison is within each scenario, contrasting the three models under the same product-specific action; cross-product frontier membership is a sensitivity test, not a forecast-accuracy comparison. The current release objective set is road access, prior-built distance and union-built component density. Ecological conversion is reported as a diagnostic rather than a Pareto objective because it is structurally zero for the exact-count Kernel and GeoFM-LDN allocations. We treat this as a release objective set rather than a prespecified planning preference, and treat its variants as robustness diagnostics.</w:t>
       </w:r>
     </w:p>
     <w:bookmarkEnd w:id="19"/>
@@ -1987,6 +2226,7 @@
     <w:p>
       <w:pPr>
         <w:pStyle w:val="CaptionedFigure"/>
+        <w:keepNext/>
       </w:pPr>
       <w:r>
         <w:drawing>
@@ -2034,19 +2274,20 @@
     <w:p>
       <w:pPr>
         <w:pStyle w:val="ImageCaption"/>
-      </w:pPr>
-      <w:r>
-        <w:t xml:space="preserve">Benchmark and Geospatial Kernel execution contract. Public annual land-cover, embedding, night-light, terrain and road layers are aligned to a common 100-m Abu Dhabi grid. The Kernel exposes a learned proposal, a constraint projection and a state writeback. The schematic describes a public-data benchmark and does not imply statutory planning boundaries.</w:t>
+        <w:keepLines/>
+      </w:pPr>
+      <w:r>
+        <w:t>Figure 1. Benchmark and Geospatial Kernel execution contract. Public annual land-cover, embedding, night-light, terrain and road layers are aligned to a common 100-m Abu Dhabi grid. The Kernel exposes a learned proposal, a constraint projection and a state writeback. The schematic describes a public-data benchmark and does not imply statutory planning boundaries.</w:t>
       </w:r>
     </w:p>
     <w:bookmarkEnd w:id="25"/>
-    <w:bookmarkStart w:id="29" w:name="historical-and-planning-results"/>
+    <w:bookmarkStart w:id="29" w:name="X3f5e228b10c7eb77c564f813ab2c4e4911c7a74"/>
     <w:p>
       <w:pPr>
         <w:pStyle w:val="Heading3"/>
       </w:pPr>
       <w:r>
-        <w:t xml:space="preserve">Historical and planning results</w:t>
+        <w:t xml:space="preserve">Secondary historical benchmark and planning objective definitions</w:t>
       </w:r>
     </w:p>
     <w:p>
@@ -2588,6 +2829,7 @@
     <w:p>
       <w:pPr>
         <w:pStyle w:val="CaptionedFigure"/>
+        <w:keepNext/>
       </w:pPr>
       <w:r>
         <w:drawing>
@@ -2635,9 +2877,10 @@
     <w:p>
       <w:pPr>
         <w:pStyle w:val="ImageCaption"/>
-      </w:pPr>
-      <w:r>
-        <w:t xml:space="preserve">Historical allocation skill. Strict destination-change FoM is the primary metric; change F1 is shown as a secondary diagnostic. Bars show mean plus or minus population standard deviation across the three frozen seeds. Persistence and random allocation are explicit zero-model controls.</w:t>
+        <w:keepLines/>
+      </w:pPr>
+      <w:r>
+        <w:t>Figure 2. Historical allocation skill. Strict destination-change FoM is the primary metric; change F1 is shown as a secondary diagnostic. Bars show mean plus or minus population standard deviation across the three frozen seeds. Persistence and random allocation are explicit zero-model controls.</w:t>
       </w:r>
     </w:p>
     <w:p>
@@ -3146,6 +3389,7 @@
     <w:p>
       <w:pPr>
         <w:pStyle w:val="CaptionedFigure"/>
+        <w:keepNext/>
       </w:pPr>
       <w:r>
         <w:drawing>
@@ -3193,9 +3437,10 @@
     <w:p>
       <w:pPr>
         <w:pStyle w:val="ImageCaption"/>
-      </w:pPr>
-      <w:r>
-        <w:t xml:space="preserve">Rolling-origin robustness and external-product diagnostics. Panel a reports strict destination-change FoM for four leakage-controlled one-step targets; points show means and sample standard deviations across three computational seeds. Panel b reports Kernel-minus-baseline paired spatial-block contrasts; points are mean seed medians and whiskers span the minimum to maximum of seed-specific 95% intervals from 1,000 resamples of 8 × 8-cell blocks. Panel c compares same-year Dynamic World 2020 and 2021 built stocks, plus 2021 Kernel and persistence predictions, with the corresponding WorldCover products at four 100-m built-fraction thresholds. Panel d compares Dynamic World built gain with the count-controlled Kernel and random allocations, where WorldCover gain count is supplied as the action. The original oracle-demand gain test is structural-zero and is not plotted as model evidence. The WorldCover comparison is an external public-product diagnostic, not authoritative ground truth. Source data are provided in source_data_fig03_rolling_external_diagnostics.csv.</w:t>
+        <w:keepLines/>
+      </w:pPr>
+      <w:r>
+        <w:t>Figure 3. Rolling-origin robustness and external-product diagnostics. Panel a reports strict destination-change FoM for four leakage-controlled one-step targets; points show means and sample standard deviations across three computational seeds. Panel b reports Kernel-minus-baseline paired spatial-block contrasts; points are mean seed medians and whiskers span the minimum to maximum of seed-specific 95% intervals from 1,000 resamples of 8 × 8-cell blocks. Panel c compares same-year Dynamic World 2020 and 2021 built stocks, plus 2021 Kernel and persistence predictions, with the corresponding WorldCover products at four 100-m built-fraction thresholds. Panel d compares Dynamic World built gain with the count-controlled Kernel and random allocations, where WorldCover gain count is supplied as the action. The original oracle-demand gain test is structural-zero and is not plotted as model evidence. The WorldCover comparison is an external public-product diagnostic, not authoritative ground truth. Source data are provided in source_data_fig03_rolling_external_diagnostics.csv.</w:t>
       </w:r>
     </w:p>
     <w:p>
@@ -3409,7 +3654,61 @@
         <w:t xml:space="preserve"> </w:t>
       </w:r>
       <w:r>
-        <w:t xml:space="preserve">its absolute score and rank remain dependent on the product pipeline. The</w:t>
+        <w:t xml:space="preserve">its absolute score and rank remain dependent on the product pipeline. Supplementary</w:t>
+      </w:r>
+      <w:r>
+        <w:t xml:space="preserve"> </w:t>
+      </w:r>
+      <w:r>
+        <w:t xml:space="preserve">Table S7 reports all seed-specific paired intervals for Kernel versus FLUS-style</w:t>
+      </w:r>
+      <w:r>
+        <w:t xml:space="preserve"> </w:t>
+      </w:r>
+      <w:r>
+        <w:t xml:space="preserve">and GeoFM-LDN versus Kernel. In the ArcGIS 2023 target, all three GeoFM-LDN-minus-</w:t>
+      </w:r>
+      <w:r>
+        <w:t xml:space="preserve"> </w:t>
+      </w:r>
+      <w:r>
+        <w:t xml:space="preserve">Kernel intervals include zero despite Kernel’s higher mean; in 2024, two exclude</w:t>
+      </w:r>
+      <w:r>
+        <w:t xml:space="preserve"> </w:t>
+      </w:r>
+      <w:r>
+        <w:t xml:space="preserve">zero in Kernel’s favour and one includes zero. These are conditional intervals,</w:t>
+      </w:r>
+      <w:r>
+        <w:t xml:space="preserve"> </w:t>
+      </w:r>
+      <w:r>
+        <w:t xml:space="preserve">not a pooled ranking test. The additional ArcGIS 2025 target gives mean FoM of</w:t>
+      </w:r>
+      <w:r>
+        <w:t xml:space="preserve"> </w:t>
+      </w:r>
+      <w:r>
+        <w:t xml:space="preserve">0.0731 for FLUS-style, 0.0654 for GeoFM-LDN and 0.0579 for Kernel; Kernel is</w:t>
+      </w:r>
+      <w:r>
+        <w:t xml:space="preserve"> </w:t>
+      </w:r>
+      <w:r>
+        <w:t xml:space="preserve">therefore not the numerical leader in the latest year. Block-size sensitivity</w:t>
+      </w:r>
+      <w:r>
+        <w:t xml:space="preserve"> </w:t>
+      </w:r>
+      <w:r>
+        <w:t xml:space="preserve">has not been established, and repeated seeds do not constitute independent</w:t>
+      </w:r>
+      <w:r>
+        <w:t xml:space="preserve"> </w:t>
+      </w:r>
+      <w:r>
+        <w:t xml:space="preserve">spatial or temporal replication. The</w:t>
       </w:r>
       <w:r>
         <w:t xml:space="preserve"> </w:t>
@@ -3441,7 +3740,75 @@
         <w:pStyle w:val="BodyText"/>
       </w:pPr>
       <w:r>
-        <w:t xml:space="preserve">The planning conclusion was more stable than the historical ranking. Recomputing</w:t>
+        <w:t xml:space="preserve">The count-only analysis exposes an additional source of score dependence. In</w:t>
+      </w:r>
+      <w:r>
+        <w:t xml:space="preserve"> </w:t>
+      </w:r>
+      <w:r>
+        <w:t xml:space="preserve">the ArcGIS 2021 fold, the minimum-change action permits 278 moves against 3,241</w:t>
+      </w:r>
+      <w:r>
+        <w:t xml:space="preserve"> </w:t>
+      </w:r>
+      <w:r>
+        <w:t xml:space="preserve">observed changes, bounding strict FoM at 0.0858 even before destination or</w:t>
+      </w:r>
+      <w:r>
+        <w:t xml:space="preserve"> </w:t>
+      </w:r>
+      <w:r>
+        <w:t xml:space="preserve">hard-mask restrictions. In 2022, 6,864 permitted moves against 8,446 observed</w:t>
+      </w:r>
+      <w:r>
+        <w:t xml:space="preserve"> </w:t>
+      </w:r>
+      <w:r>
+        <w:t xml:space="preserve">changes give a much higher bound of 0.8127. The corresponding Dynamic World</w:t>
+      </w:r>
+      <w:r>
+        <w:t xml:space="preserve"> </w:t>
+      </w:r>
+      <w:r>
+        <w:t xml:space="preserve">bounds are 0.4590 and 0.2885. All nine fold bounds and observed scores are</w:t>
+      </w:r>
+      <w:r>
+        <w:t xml:space="preserve"> </w:t>
+      </w:r>
+      <w:r>
+        <w:t xml:space="preserve">reported in Supplementary Table S7. The reversal in these bounds means that</w:t>
+      </w:r>
+      <w:r>
+        <w:t xml:space="preserve"> </w:t>
+      </w:r>
+      <w:r>
+        <w:t xml:space="preserve">cross-product FoM differences combine allocation skill with the relationship</w:t>
+      </w:r>
+      <w:r>
+        <w:t xml:space="preserve"> </w:t>
+      </w:r>
+      <w:r>
+        <w:t xml:space="preserve">between net and gross product change. It does not identify which product is</w:t>
+      </w:r>
+      <w:r>
+        <w:t xml:space="preserve"> </w:t>
+      </w:r>
+      <w:r>
+        <w:t xml:space="preserve">more accurate or establish the performance of an allocator allowing simultaneous</w:t>
+      </w:r>
+      <w:r>
+        <w:t xml:space="preserve"> </w:t>
+      </w:r>
+      <w:r>
+        <w:t xml:space="preserve">gain and loss of each class.</w:t>
+      </w:r>
+    </w:p>
+    <w:p>
+      <w:pPr>
+        <w:pStyle w:val="BodyText"/>
+      </w:pPr>
+      <w:r>
+        <w:t xml:space="preserve">Frontier membership was more stable than the historical numerical ranking. Recomputing</w:t>
       </w:r>
       <w:r>
         <w:t xml:space="preserve"> </w:t>
@@ -3471,7 +3838,31 @@
         <w:t xml:space="preserve"> </w:t>
       </w:r>
       <w:r>
-        <w:t xml:space="preserve">replacement under the released proxy objectives. Fig. 4 separates changes in</w:t>
+        <w:t xml:space="preserve">replacement under the released proxy objectives. Identical membership among</w:t>
+      </w:r>
+      <w:r>
+        <w:t xml:space="preserve"> </w:t>
+      </w:r>
+      <w:r>
+        <w:t xml:space="preserve">three candidates does not establish spatial agreement of their allocations or</w:t>
+      </w:r>
+      <w:r>
+        <w:t xml:space="preserve"> </w:t>
+      </w:r>
+      <w:r>
+        <w:t xml:space="preserve">stability of planning benefits. Product-specific origins, horizons and actions</w:t>
+      </w:r>
+      <w:r>
+        <w:t xml:space="preserve"> </w:t>
+      </w:r>
+      <w:r>
+        <w:t xml:space="preserve">also differ; this is not a controlled experiment holding demand and initial</w:t>
+      </w:r>
+      <w:r>
+        <w:t xml:space="preserve"> </w:t>
+      </w:r>
+      <w:r>
+        <w:t xml:space="preserve">conditions fixed. Fig. 4 separates changes in</w:t>
       </w:r>
       <w:r>
         <w:t xml:space="preserve"> </w:t>
@@ -3489,6 +3880,7 @@
     <w:p>
       <w:pPr>
         <w:pStyle w:val="CaptionedFigure"/>
+        <w:keepNext/>
       </w:pPr>
       <w:r>
         <w:drawing>
@@ -3536,9 +3928,10 @@
     <w:p>
       <w:pPr>
         <w:pStyle w:val="ImageCaption"/>
-      </w:pPr>
-      <w:r>
-        <w:t xml:space="preserve">Land-cover product robustness. Panel a compares annual mapped built area; only the ArcGIS-served Impact Observatory/Microsoft/Esri series extends to 2025. Panel b reports same-year all-class agreement and built-class intersection over union after six-class harmonization at 100 m. Panel c reports strict destination-change FoM for the ArcGIS-served expanding-window backtest; points are three-seed means and whiskers are population standard deviations. Panel d gives the ArcGIS-served-minus-Dynamic World mean FoM for the four matched one-step targets. All models omit the later road snapshot. Product-specific labels, origin states, oracle totals, origin water/wetland masks and quality semantics are retained, so this is a whole-product-pipeline test rather than authoritative validation. Source data are provided in source_data_fig04_product_robustness.csv.</w:t>
+        <w:keepLines/>
+      </w:pPr>
+      <w:r>
+        <w:t>Figure 4. Land-cover product robustness. Panel a compares annual mapped built area; only the ArcGIS-served Impact Observatory/Microsoft/Esri series extends to 2025. Panel b reports same-year all-class agreement and built-class intersection over union after six-class harmonization at 100 m. Panel c reports strict destination-change FoM for the ArcGIS-served expanding-window backtest; points are three-seed means and whiskers are population standard deviations. Panel d gives the ArcGIS-served-minus-Dynamic World mean FoM for the four matched one-step targets. All models omit the later road snapshot. Product-specific labels, origin states, oracle totals, origin water/wetland masks and quality semantics are retained, so this is a whole-product-pipeline test rather than authoritative validation. Source data are provided in source_data_fig04_product_robustness.csv.</w:t>
       </w:r>
     </w:p>
     <w:p>
@@ -3648,6 +4041,7 @@
     <w:p>
       <w:pPr>
         <w:pStyle w:val="CaptionedFigure"/>
+        <w:keepNext/>
       </w:pPr>
       <w:r>
         <w:drawing>
@@ -3695,9 +4089,10 @@
     <w:p>
       <w:pPr>
         <w:pStyle w:val="ImageCaption"/>
-      </w:pPr>
-      <w:r>
-        <w:t xml:space="preserve">Conditional planning objectives. The 2031 outcomes compare the three models under moderate-growth, green-priority-growth and high-outward-growth actions. Panels show the three release objectives: distance to major roads, distance to pre-existing built cells, and connected components in the combined 2024-built and newly built footprint. Black outlines indicate membership of the within-scenario Pareto frontier.</w:t>
+        <w:keepLines/>
+      </w:pPr>
+      <w:r>
+        <w:t>Figure 5. Conditional planning objectives. The 2031 outcomes compare the three models under moderate-growth, green-priority-growth and high-outward-growth actions. Panels show the three release objectives: distance to major roads, distance to pre-existing built cells, and connected components in the combined 2024-built and newly built footprint. Black outlines indicate membership of the within-scenario Pareto frontier.</w:t>
       </w:r>
     </w:p>
     <w:p>
@@ -4818,6 +5213,7 @@
     <w:p>
       <w:pPr>
         <w:pStyle w:val="CaptionedFigure"/>
+        <w:keepNext/>
       </w:pPr>
       <w:r>
         <w:drawing>
@@ -4865,9 +5261,10 @@
     <w:p>
       <w:pPr>
         <w:pStyle w:val="ImageCaption"/>
-      </w:pPr>
-      <w:r>
-        <w:t xml:space="preserve">Mechanism controls. Panel A compares the full transition proposal with selected proposal controls. Panel B gives the strict destination-change FoM difference between matched runtime controls and the full Kernel. Bars show mean plus or minus population standard deviation across the three frozen seeds. The no-state-writeback control is undefined for the 2023 one-step target and is therefore shown only for 2024. These are execution diagnostics, not causal policy experiments.</w:t>
+        <w:keepLines/>
+      </w:pPr>
+      <w:r>
+        <w:t>Figure 6. Mechanism controls. Panel A compares the full transition proposal with selected proposal controls. Panel B gives the strict destination-change FoM difference between matched runtime controls and the full Kernel. Bars show mean plus or minus population standard deviation across the three frozen seeds. The no-state-writeback control is undefined for the 2023 one-step target and is therefore shown only for 2024. These are execution diagnostics, not causal policy experiments.</w:t>
       </w:r>
     </w:p>
     <w:bookmarkEnd w:id="45"/>
@@ -4903,19 +5300,55 @@
         <w:t xml:space="preserve"> </w:t>
       </w:r>
       <w:r>
-        <w:t xml:space="preserve">FLUS-style errors were 2,504, 2,888 and 2,568 pixels. Seed-level projections</w:t>
-      </w:r>
-      <w:r>
-        <w:t xml:space="preserve"> </w:t>
-      </w:r>
-      <w:r>
-        <w:t xml:space="preserve">meet their feasible class totals, but majority voting can produce a different</w:t>
-      </w:r>
-      <w:r>
-        <w:t xml:space="preserve"> </w:t>
-      </w:r>
-      <w:r>
-        <w:t xml:space="preserve">raster and therefore a non-zero ensemble error. All 312 historical,</w:t>
+        <w:t xml:space="preserve">FLUS-style errors were 2,504, 2,888 and 2,568 pixels. Kernel and GeoFM-LDN seed-level projections</w:t>
+      </w:r>
+      <w:r>
+        <w:t xml:space="preserve"> </w:t>
+      </w:r>
+      <w:r>
+        <w:t xml:space="preserve">meet their feasible class totals, whereas the finite-iteration FLUS control can</w:t>
+      </w:r>
+      <w:r>
+        <w:t xml:space="preserve"> </w:t>
+      </w:r>
+      <w:r>
+        <w:t xml:space="preserve">retain demand error. Majority voting can produce a different raster and therefore</w:t>
+      </w:r>
+      <w:r>
+        <w:t xml:space="preserve"> </w:t>
+      </w:r>
+      <w:r>
+        <w:t xml:space="preserve">a non-zero ensemble error even for an exact-count allocator. The constraint-</w:t>
+      </w:r>
+      <w:r>
+        <w:t xml:space="preserve"> </w:t>
+      </w:r>
+      <w:r>
+        <w:t xml:space="preserve">preserving claim applies to individual projected members, not to count preservation</w:t>
+      </w:r>
+      <w:r>
+        <w:t xml:space="preserve"> </w:t>
+      </w:r>
+      <w:r>
+        <w:t xml:space="preserve">in the majority-vote delivery. Those ensembles are descriptive consensus maps.</w:t>
+      </w:r>
+      <w:r>
+        <w:t xml:space="preserve"> </w:t>
+      </w:r>
+      <w:r>
+        <w:t xml:space="preserve">Any use requiring exact totals must select and audit a feasible seed-level member</w:t>
+      </w:r>
+      <w:r>
+        <w:t xml:space="preserve"> </w:t>
+      </w:r>
+      <w:r>
+        <w:t xml:space="preserve">or reproject the consensus, with objective values recomputed on that final map.</w:t>
+      </w:r>
+      <w:r>
+        <w:t xml:space="preserve"> </w:t>
+      </w:r>
+      <w:r>
+        <w:t xml:space="preserve">No such reprojected ensemble is evaluated here. All 312 historical,</w:t>
       </w:r>
       <w:r>
         <w:t xml:space="preserve"> </w:t>
@@ -4951,6 +5384,7 @@
     <w:p>
       <w:pPr>
         <w:pStyle w:val="CaptionedFigure"/>
+        <w:keepNext/>
       </w:pPr>
       <w:r>
         <w:drawing>
@@ -4998,14 +5432,15 @@
     <w:p>
       <w:pPr>
         <w:pStyle w:val="ImageCaption"/>
-      </w:pPr>
-      <w:r>
-        <w:t xml:space="preserve">High-outward-growth spatial footprints. The observed 2024 state is compared with each model’s 2031 majority-vote ensemble. Orange denotes cells newly built between 2024 and 2031; grey denotes cells already built in 2024. The map is a 100-m scenario stress-test product, not a cadastral or statutory land-use map.</w:t>
+        <w:keepLines/>
+      </w:pPr>
+      <w:r>
+        <w:t>Figure 7. High-outward-growth spatial footprints. The observed 2024 state is compared with each model’s 2031 majority-vote ensemble. Orange denotes cells newly built between 2024 and 2031; grey denotes cells already built in 2024. The map is a 100-m scenario stress-test product, not a cadastral or statutory land-use map.</w:t>
       </w:r>
     </w:p>
     <w:bookmarkEnd w:id="49"/>
     <w:bookmarkEnd w:id="50"/>
-    <w:bookmarkStart w:id="51" w:name="discussion"/>
+    <w:bookmarkStart w:id="52" w:name="discussion"/>
     <w:p>
       <w:pPr>
         <w:pStyle w:val="Heading2"/>
@@ -5089,19 +5524,13 @@
         <w:t xml:space="preserve"> </w:t>
       </w:r>
       <w:r>
-        <w:t xml:space="preserve">which may contain roads constructed after 2022. This information is shared by</w:t>
-      </w:r>
-      <w:r>
-        <w:t xml:space="preserve"> </w:t>
-      </w:r>
-      <w:r>
-        <w:t xml:space="preserve">all three pipelines and therefore does not change their ordering, but it can</w:t>
-      </w:r>
-      <w:r>
-        <w:t xml:space="preserve"> </w:t>
-      </w:r>
-      <w:r>
-        <w:t xml:space="preserve">affect absolute scores; the strict rolling-origin analysis removes those road</w:t>
+        <w:t xml:space="preserve">which may contain roads constructed after 2022. Sharing this information does not guarantee an unchanged model ordering,</w:t>
+      </w:r>
+      <w:r>
+        <w:t xml:space="preserve"> </w:t>
+      </w:r>
+      <w:r>
+        <w:t xml:space="preserve">because learners can exploit it differently; the strict rolling-origin analysis removes those road</w:t>
       </w:r>
       <w:r>
         <w:t xml:space="preserve"> </w:t>
@@ -5137,7 +5566,13 @@
         <w:t xml:space="preserve"> </w:t>
       </w:r>
       <w:r>
-        <w:t xml:space="preserve">protected-area layers are proxies, future drivers are held at 2024, and the</w:t>
+        <w:t xml:space="preserve">protected-area layers are proxies, future drivers are held at the respective</w:t>
+      </w:r>
+      <w:r>
+        <w:t xml:space="preserve"> </w:t>
+      </w:r>
+      <w:r>
+        <w:t xml:space="preserve">2024 or 2025 origin-year values, and the</w:t>
       </w:r>
       <w:r>
         <w:t xml:space="preserve"> </w:t>
@@ -5236,8 +5671,136 @@
         <w:t xml:space="preserve">while retaining the same execution contract.</w:t>
       </w:r>
     </w:p>
+    <w:bookmarkStart w:id="51" w:name="Xc747f5f68438c4d1b672214b96bce9a17077e90"/>
+    <w:p>
+      <w:pPr>
+        <w:pStyle w:val="Heading3"/>
+      </w:pPr>
+      <w:r>
+        <w:t xml:space="preserve">Implications for planning use and validation</w:t>
+      </w:r>
+    </w:p>
+    <w:p>
+      <w:pPr>
+        <w:pStyle w:val="FirstParagraph"/>
+      </w:pPr>
+      <w:r>
+        <w:t xml:space="preserve">The practical role of this protocol is to expose where a public-data scenario</w:t>
+      </w:r>
+      <w:r>
+        <w:t xml:space="preserve"> </w:t>
+      </w:r>
+      <w:r>
+        <w:t xml:space="preserve">depends on observational definitions and allocation restrictions before a</w:t>
+      </w:r>
+      <w:r>
+        <w:t xml:space="preserve"> </w:t>
+      </w:r>
+      <w:r>
+        <w:t xml:space="preserve">planner treats its map as evidence. Stable frontier membership is insufficient</w:t>
+      </w:r>
+      <w:r>
+        <w:t xml:space="preserve"> </w:t>
+      </w:r>
+      <w:r>
+        <w:t xml:space="preserve">for selecting a site or infrastructure corridor: a decision also requires the</w:t>
+      </w:r>
+      <w:r>
+        <w:t xml:space="preserve"> </w:t>
+      </w:r>
+      <w:r>
+        <w:t xml:space="preserve">spatial overlap and disagreement of new-built locations, feasible water and</w:t>
+      </w:r>
+      <w:r>
+        <w:t xml:space="preserve"> </w:t>
+      </w:r>
+      <w:r>
+        <w:t xml:space="preserve">infrastructure demands, and the magnitude of the objective differences. These</w:t>
+      </w:r>
+      <w:r>
+        <w:t xml:space="preserve"> </w:t>
+      </w:r>
+      <w:r>
+        <w:t xml:space="preserve">decision-level tests have not been completed here. The existing frontier is a</w:t>
+      </w:r>
+      <w:r>
+        <w:t xml:space="preserve"> </w:t>
+      </w:r>
+      <w:r>
+        <w:t xml:space="preserve">conditional comparison of three implementations, not a search over all feasible</w:t>
+      </w:r>
+      <w:r>
+        <w:t xml:space="preserve"> </w:t>
+      </w:r>
+      <w:r>
+        <w:t xml:space="preserve">plans or a recommendation that either retained model should determine land use.</w:t>
+      </w:r>
+    </w:p>
+    <w:p>
+      <w:pPr>
+        <w:pStyle w:val="BodyText"/>
+      </w:pPr>
+      <w:r>
+        <w:t xml:space="preserve">The next validation step should use a spatially stratified reference sample of</w:t>
+      </w:r>
+      <w:r>
+        <w:t xml:space="preserve"> </w:t>
+      </w:r>
+      <w:r>
+        <w:t xml:space="preserve">product-agreement changes, product-disagreement changes and stable cells, assessed</w:t>
+      </w:r>
+      <w:r>
+        <w:t xml:space="preserve"> </w:t>
+      </w:r>
+      <w:r>
+        <w:t xml:space="preserve">from contemporaneous independent imagery or locally approved records. Reference</w:t>
+      </w:r>
+      <w:r>
+        <w:t xml:space="preserve"> </w:t>
+      </w:r>
+      <w:r>
+        <w:t xml:space="preserve">interpretation should be blinded to model identity, record ambiguous cases and</w:t>
+      </w:r>
+      <w:r>
+        <w:t xml:space="preserve"> </w:t>
+      </w:r>
+      <w:r>
+        <w:t xml:space="preserve">report sampling weights and class-specific gain/loss accuracy. In parallel, a</w:t>
+      </w:r>
+      <w:r>
+        <w:t xml:space="preserve"> </w:t>
+      </w:r>
+      <w:r>
+        <w:t xml:space="preserve">transition-budget allocator permitting simultaneous gain and loss should be</w:t>
+      </w:r>
+      <w:r>
+        <w:t xml:space="preserve"> </w:t>
+      </w:r>
+      <w:r>
+        <w:t xml:space="preserve">compared with the minimum-change projection under the same proposal and masks.</w:t>
+      </w:r>
+      <w:r>
+        <w:t xml:space="preserve"> </w:t>
+      </w:r>
+      <w:r>
+        <w:t xml:space="preserve">Neither independent reference validation nor this gross-transition experiment</w:t>
+      </w:r>
+      <w:r>
+        <w:t xml:space="preserve"> </w:t>
+      </w:r>
+      <w:r>
+        <w:t xml:space="preserve">has been performed. They are requirements for extending the present conditional</w:t>
+      </w:r>
+      <w:r>
+        <w:t xml:space="preserve"> </w:t>
+      </w:r>
+      <w:r>
+        <w:t xml:space="preserve">allocation findings to operational planning claims.</w:t>
+      </w:r>
+    </w:p>
     <w:bookmarkEnd w:id="51"/>
-    <w:bookmarkStart w:id="52" w:name="conclusions"/>
+    <w:bookmarkEnd w:id="52"/>
+    <w:bookmarkStart w:id="53" w:name="conclusions"/>
     <w:p>
       <w:pPr>
         <w:pStyle w:val="Heading2"/>
@@ -5287,7 +5850,19 @@
         <w:t xml:space="preserve"> </w:t>
       </w:r>
       <w:r>
-        <w:t xml:space="preserve">and state writeback, not a product-independent accuracy claim.</w:t>
+        <w:t xml:space="preserve">and state writeback, not a product-independent accuracy claim. The count-only bounds further show</w:t>
+      </w:r>
+      <w:r>
+        <w:t xml:space="preserve"> </w:t>
+      </w:r>
+      <w:r>
+        <w:t xml:space="preserve">that net-change allocation can suppress much of the gross change represented by</w:t>
+      </w:r>
+      <w:r>
+        <w:t xml:space="preserve"> </w:t>
+      </w:r>
+      <w:r>
+        <w:t xml:space="preserve">a product; future work must separate that restriction from proposal-model skill.</w:t>
       </w:r>
     </w:p>
     <w:p>
@@ -5322,8 +5897,8 @@
         <w:t xml:space="preserve">constraints, demand assumptions and an independent change-validation design.</w:t>
       </w:r>
     </w:p>
-    <w:bookmarkEnd w:id="52"/>
-    <w:bookmarkStart w:id="53" w:name="data-availability"/>
+    <w:bookmarkEnd w:id="53"/>
+    <w:bookmarkStart w:id="54" w:name="data-availability"/>
     <w:p>
       <w:pPr>
         <w:pStyle w:val="Heading2"/>
@@ -5340,8 +5915,8 @@
         <w:t xml:space="preserve">The public-data benchmark manifests, reports, generated delivery artefacts and source-data tables are available from an anonymized repository and archival package. Repository and archive identifiers are withheld during double-anonymized review and will be supplied in the accepted version. The package includes the Dynamic World and ArcGIS-served product-track reports, aligned public rasters, planning outputs, raster-cell transition footprints and integrity manifests. Authoritative Abu Dhabi land-use and independent reference data are not part of this study.</w:t>
       </w:r>
     </w:p>
-    <w:bookmarkEnd w:id="53"/>
-    <w:bookmarkStart w:id="54" w:name="code-availability"/>
+    <w:bookmarkEnd w:id="54"/>
+    <w:bookmarkStart w:id="55" w:name="code-availability"/>
     <w:p>
       <w:pPr>
         <w:pStyle w:val="Heading2"/>
@@ -5358,8 +5933,8 @@
         <w:t xml:space="preserve">The analysis scripts, benchmark protocol, model runners, figure-generation code, model assets and integrity checks are maintained in the accompanying anonymized repository and archival package. Identifiers and contact details are withheld during double-anonymized review and will be supplied in the accepted version.</w:t>
       </w:r>
     </w:p>
-    <w:bookmarkEnd w:id="54"/>
-    <w:bookmarkStart w:id="55" w:name="declarations"/>
+    <w:bookmarkEnd w:id="55"/>
+    <w:bookmarkStart w:id="56" w:name="declarations"/>
     <w:p>
       <w:pPr>
         <w:pStyle w:val="Heading2"/>
@@ -5376,8 +5951,8 @@
         <w:t xml:space="preserve">Funding, competing interests, author contributions, acknowledgements and ethics information are supplied in the separate title page and submission metadata.</w:t>
       </w:r>
     </w:p>
-    <w:bookmarkEnd w:id="55"/>
-    <w:bookmarkStart w:id="56" w:name="references"/>
+    <w:bookmarkEnd w:id="56"/>
+    <w:bookmarkStart w:id="57" w:name="references"/>
     <w:p>
       <w:pPr>
         <w:pStyle w:val="Heading2"/>
@@ -5799,8 +6374,8 @@
         <w:t xml:space="preserve">Zanaga, D., Van De Kerchove, R., Daems, D., De Keersmaecker, W., Brockmann, C., Kirches, G., Wevers, J., Cartus, O., Santoro, M., Fritz, S., Lesiv, M., Herold, M., Tsendbazar, N.-E., Xu, P., Ramoino, F., &amp; Arino, O. (2022). ESA WorldCover 10 m 2021 v200 [Data set]. Zenodo. https://doi.org/10.5281/zenodo.7254221</w:t>
       </w:r>
     </w:p>
-    <w:bookmarkEnd w:id="56"/>
-    <w:bookmarkStart w:id="57" w:name="supplementary-information-outline"/>
+    <w:bookmarkEnd w:id="57"/>
+    <w:bookmarkStart w:id="58" w:name="supplementary-information-outline"/>
     <w:p>
       <w:pPr>
         <w:pStyle w:val="Heading2"/>
@@ -6046,19 +6621,22 @@
           <w:b/>
           <w:bCs/>
         </w:rPr>
-        <w:t xml:space="preserve">Fig. S1:</w:t>
-      </w:r>
-      <w:r>
-        <w:t xml:space="preserve"> </w:t>
-      </w:r>
-      <w:r>
-        <w:t xml:space="preserve">Full 3-scenarios × 3-model 2031 new-built footprint atlas (</w:t>
+        <w:t xml:space="preserve">Supplementary Table S7:</w:t>
+      </w:r>
+      <w:r>
+        <w:t xml:space="preserve"> </w:t>
+      </w:r>
+      <w:r>
+        <w:t xml:space="preserve">Net-change FoM upper bounds and 54 seed-specific paired model intervals (see</w:t>
+      </w:r>
+      <w:r>
+        <w:t xml:space="preserve"> </w:t>
       </w:r>
       <w:r>
         <w:rPr>
           <w:rStyle w:val="VerbatimChar"/>
         </w:rPr>
-        <w:t xml:space="preserve">figures/figS01_planning_atlas_2031.*</w:t>
+        <w:t xml:space="preserve">supplementary_table_S7_allocation_limits.md</w:t>
       </w:r>
       <w:r>
         <w:t xml:space="preserve">).</w:t>
@@ -6077,19 +6655,19 @@
           <w:b/>
           <w:bCs/>
         </w:rPr>
-        <w:t xml:space="preserve">Fig. S2:</w:t>
-      </w:r>
-      <w:r>
-        <w:t xml:space="preserve"> </w:t>
-      </w:r>
-      <w:r>
-        <w:t xml:space="preserve">Dynamic World confidence and high-confidence change sensitivity (</w:t>
+        <w:t xml:space="preserve">Fig. S1:</w:t>
+      </w:r>
+      <w:r>
+        <w:t xml:space="preserve"> </w:t>
+      </w:r>
+      <w:r>
+        <w:t xml:space="preserve">Full 3-scenarios × 3-model 2031 new-built footprint atlas (</w:t>
       </w:r>
       <w:r>
         <w:rPr>
           <w:rStyle w:val="VerbatimChar"/>
         </w:rPr>
-        <w:t xml:space="preserve">figures/figS02_input_label_quality.*</w:t>
+        <w:t xml:space="preserve">figures/figS01_planning_atlas_2031.*</w:t>
       </w:r>
       <w:r>
         <w:t xml:space="preserve">).</w:t>
@@ -6108,19 +6686,19 @@
           <w:b/>
           <w:bCs/>
         </w:rPr>
-        <w:t xml:space="preserve">Fig. S3:</w:t>
-      </w:r>
-      <w:r>
-        <w:t xml:space="preserve"> </w:t>
-      </w:r>
-      <w:r>
-        <w:t xml:space="preserve">Historical maps and change-error maps for 2024 (</w:t>
+        <w:t xml:space="preserve">Fig. S2:</w:t>
+      </w:r>
+      <w:r>
+        <w:t xml:space="preserve"> </w:t>
+      </w:r>
+      <w:r>
+        <w:t xml:space="preserve">Dynamic World confidence and high-confidence change sensitivity (</w:t>
       </w:r>
       <w:r>
         <w:rPr>
           <w:rStyle w:val="VerbatimChar"/>
         </w:rPr>
-        <w:t xml:space="preserve">figures/figS03_historical_2024_maps_and_errors.*</w:t>
+        <w:t xml:space="preserve">figures/figS02_input_label_quality.*</w:t>
       </w:r>
       <w:r>
         <w:t xml:space="preserve">).</w:t>
@@ -6139,6 +6717,37 @@
           <w:b/>
           <w:bCs/>
         </w:rPr>
+        <w:t xml:space="preserve">Fig. S3:</w:t>
+      </w:r>
+      <w:r>
+        <w:t xml:space="preserve"> </w:t>
+      </w:r>
+      <w:r>
+        <w:t xml:space="preserve">Historical maps and change-error maps for 2024 (</w:t>
+      </w:r>
+      <w:r>
+        <w:rPr>
+          <w:rStyle w:val="VerbatimChar"/>
+        </w:rPr>
+        <w:t xml:space="preserve">figures/figS03_historical_2024_maps_and_errors.*</w:t>
+      </w:r>
+      <w:r>
+        <w:t xml:space="preserve">).</w:t>
+      </w:r>
+    </w:p>
+    <w:p>
+      <w:pPr>
+        <w:pStyle w:val="Compact"/>
+        <w:numPr>
+          <w:ilvl w:val="0"/>
+          <w:numId w:val="1002"/>
+        </w:numPr>
+      </w:pPr>
+      <w:r>
+        <w:rPr>
+          <w:b/>
+          <w:bCs/>
+        </w:rPr>
         <w:t xml:space="preserve">Fig. S4:</w:t>
       </w:r>
       <w:r>
@@ -6164,11 +6773,13 @@
         </w:pict>
       </w:r>
     </w:p>
-    <w:bookmarkEnd w:id="57"/>
+    <w:bookmarkEnd w:id="58"/>
     <w:sectPr>
       <w:footnotePr>
         <w:numRestart w:val="eachSect"/>
       </w:footnotePr>
+      <w:pgSz w:w="11906" w:h="16838"/>
+      <w:pgMar w:left="1417" w:right="1417" w:top="1417" w:bottom="1417"/>
     </w:sectPr>
   </w:body>
 </w:document>
@@ -6411,6 +7022,11 @@
   <w:style w:default="1" w:styleId="Normal" w:type="paragraph">
     <w:name w:val="Normal"/>
     <w:qFormat/>
+    <w:rPr>
+      <w:rFonts w:ascii="Times New Roman" w:hAnsi="Times New Roman"/>
+      <w:color w:val="000000"/>
+      <w:sz w:val="22"/>
+    </w:rPr>
   </w:style>
   <w:style w:styleId="BodyText" w:type="paragraph">
     <w:name w:val="Body Text"/>
@@ -6420,6 +7036,10 @@
     <w:pPr>
       <w:spacing w:after="180" w:before="180"/>
     </w:pPr>
+    <w:rPr>
+      <w:rFonts w:ascii="Times New Roman" w:hAnsi="Times New Roman"/>
+      <w:color w:val="000000"/>
+    </w:rPr>
   </w:style>
   <w:style w:customStyle="1" w:styleId="FirstParagraph" w:type="paragraph">
     <w:name w:val="First Paragraph"/>
@@ -6449,7 +7069,8 @@
       <w:jc w:val="center"/>
     </w:pPr>
     <w:rPr>
-      <w:rFonts w:asciiTheme="majorHAnsi" w:cstheme="majorBidi" w:eastAsiaTheme="majorEastAsia" w:hAnsiTheme="majorHAnsi"/>
+      <w:rFonts w:asciiTheme="majorHAnsi" w:cstheme="majorBidi" w:eastAsiaTheme="majorEastAsia" w:hAnsiTheme="majorHAnsi" w:ascii="Times New Roman" w:hAnsi="Times New Roman"/>
+      <w:color w:val="000000"/>
       <w:sz w:val="56"/>
       <w:szCs w:val="56"/>
     </w:rPr>
@@ -6480,7 +7101,8 @@
       </w:numPr>
     </w:pPr>
     <w:rPr>
-      <w:rFonts w:cstheme="majorBidi" w:eastAsiaTheme="majorEastAsia"/>
+      <w:rFonts w:cstheme="majorBidi" w:eastAsiaTheme="majorEastAsia" w:ascii="Times New Roman" w:hAnsi="Times New Roman"/>
+      <w:color w:val="000000"/>
       <w:spacing w:val="15"/>
       <w:sz w:val="28"/>
       <w:szCs w:val="28"/>
@@ -6583,8 +7205,8 @@
       <w:outlineLvl w:val="0"/>
     </w:pPr>
     <w:rPr>
-      <w:rFonts w:asciiTheme="majorHAnsi" w:cstheme="majorBidi" w:eastAsiaTheme="majorEastAsia" w:hAnsiTheme="majorHAnsi"/>
-      <w:color w:themeColor="accent1" w:themeShade="BF" w:val="0F4761"/>
+      <w:rFonts w:asciiTheme="majorHAnsi" w:cstheme="majorBidi" w:eastAsiaTheme="majorEastAsia" w:hAnsiTheme="majorHAnsi" w:ascii="Times New Roman" w:hAnsi="Times New Roman"/>
+      <w:color w:val="000000"/>
       <w:sz w:val="40"/>
       <w:szCs w:val="40"/>
     </w:rPr>
@@ -6606,8 +7228,8 @@
       <w:outlineLvl w:val="1"/>
     </w:pPr>
     <w:rPr>
-      <w:rFonts w:asciiTheme="majorHAnsi" w:cstheme="majorBidi" w:eastAsiaTheme="majorEastAsia" w:hAnsiTheme="majorHAnsi"/>
-      <w:color w:themeColor="accent1" w:themeShade="BF" w:val="0F4761"/>
+      <w:rFonts w:asciiTheme="majorHAnsi" w:cstheme="majorBidi" w:eastAsiaTheme="majorEastAsia" w:hAnsiTheme="majorHAnsi" w:ascii="Times New Roman" w:hAnsi="Times New Roman"/>
+      <w:color w:val="000000"/>
       <w:sz w:val="32"/>
       <w:szCs w:val="32"/>
     </w:rPr>
@@ -6629,8 +7251,8 @@
       <w:outlineLvl w:val="2"/>
     </w:pPr>
     <w:rPr>
-      <w:rFonts w:cstheme="majorBidi" w:eastAsiaTheme="majorEastAsia"/>
-      <w:color w:themeColor="accent1" w:themeShade="BF" w:val="0F4761"/>
+      <w:rFonts w:cstheme="majorBidi" w:eastAsiaTheme="majorEastAsia" w:ascii="Times New Roman" w:hAnsi="Times New Roman"/>
+      <w:color w:val="000000"/>
       <w:sz w:val="28"/>
       <w:szCs w:val="28"/>
     </w:rPr>

--- a/manuscript/submission_files/manuscript_anonymous.docx
+++ b/manuscript/submission_files/manuscript_anonymous.docx
@@ -440,7 +440,224 @@
         <w:pStyle w:val="FirstParagraph"/>
       </w:pPr>
       <w:r>
-        <w:t xml:space="preserve">Dynamic World V1 provides annual scene-argmax labels and mean top-class probabilities (Brown et al., 2022). The nine Dynamic World labels were crosswalked to six canonical classes: water (source 0), woody vegetation (1), low vegetation (2, 4 and 5), wetland (3), built (6) and bare (7). Source class 8 was excluded.</w:t>
+        <w:t xml:space="preserve">Dynamic World V1 supplies scene-level class probabilities and maximum-probability labels (Brown et al., 2022). We constructed annual labels by taking the temporal mode of the available scene labels before class crosswalking and export to the modelling grid. Annual composition is a processing choice of this study, not an official annual Dynamic World product. At each source pixel, the quality statistic is</w:t>
+      </w:r>
+      <w:r>
+        <w:t xml:space="preserve"> </w:t>
+      </w:r>
+      <m:oMath>
+        <m:sSub>
+          <m:e>
+            <m:r>
+              <m:t>r</m:t>
+            </m:r>
+          </m:e>
+          <m:sub>
+            <m:r>
+              <m:t>y</m:t>
+            </m:r>
+          </m:sub>
+        </m:sSub>
+        <m:r>
+          <m:rPr>
+            <m:sty m:val="p"/>
+          </m:rPr>
+          <m:t>=</m:t>
+        </m:r>
+        <m:sSub>
+          <m:e>
+            <m:r>
+              <m:rPr>
+                <m:sty m:val="p"/>
+              </m:rPr>
+              <m:t>max</m:t>
+            </m:r>
+          </m:e>
+          <m:sub>
+            <m:r>
+              <m:t>c</m:t>
+            </m:r>
+          </m:sub>
+        </m:sSub>
+        <m:r>
+          <m:rPr>
+            <m:sty m:val="p"/>
+          </m:rPr>
+          <m:t>[</m:t>
+        </m:r>
+        <m:r>
+          <m:rPr>
+            <m:sty m:val="p"/>
+          </m:rPr>
+          <m:t>|</m:t>
+        </m:r>
+        <m:sSub>
+          <m:e>
+            <m:r>
+              <m:t>T</m:t>
+            </m:r>
+          </m:e>
+          <m:sub>
+            <m:r>
+              <m:t>y</m:t>
+            </m:r>
+          </m:sub>
+        </m:sSub>
+        <m:sSup>
+          <m:e>
+            <m:r>
+              <m:rPr>
+                <m:sty m:val="p"/>
+              </m:rPr>
+              <m:t>|</m:t>
+            </m:r>
+          </m:e>
+          <m:sup>
+            <m:r>
+              <m:rPr>
+                <m:sty m:val="p"/>
+              </m:rPr>
+              <m:t>−</m:t>
+            </m:r>
+            <m:r>
+              <m:t>1</m:t>
+            </m:r>
+          </m:sup>
+        </m:sSup>
+        <m:nary>
+          <m:naryPr>
+            <m:chr m:val="∑"/>
+            <m:limLoc m:val="undOvr"/>
+            <m:subHide m:val="off"/>
+            <m:supHide m:val="on"/>
+          </m:naryPr>
+          <m:sub>
+            <m:r>
+              <m:t>j</m:t>
+            </m:r>
+            <m:r>
+              <m:rPr>
+                <m:sty m:val="p"/>
+              </m:rPr>
+              <m:t>∈</m:t>
+            </m:r>
+            <m:sSub>
+              <m:e>
+                <m:r>
+                  <m:t>T</m:t>
+                </m:r>
+              </m:e>
+              <m:sub>
+                <m:r>
+                  <m:t>y</m:t>
+                </m:r>
+              </m:sub>
+            </m:sSub>
+          </m:sub>
+          <m:sup>
+            <m:r>
+              <m:t>​</m:t>
+            </m:r>
+          </m:sup>
+          <m:e>
+            <m:sSub>
+              <m:e>
+                <m:r>
+                  <m:t>p</m:t>
+                </m:r>
+              </m:e>
+              <m:sub>
+                <m:r>
+                  <m:t>j</m:t>
+                </m:r>
+                <m:r>
+                  <m:rPr>
+                    <m:sty m:val="p"/>
+                  </m:rPr>
+                  <m:t>,</m:t>
+                </m:r>
+                <m:r>
+                  <m:t>c</m:t>
+                </m:r>
+              </m:sub>
+            </m:sSub>
+          </m:e>
+        </m:nary>
+        <m:r>
+          <m:rPr>
+            <m:sty m:val="p"/>
+          </m:rPr>
+          <m:t>]</m:t>
+        </m:r>
+      </m:oMath>
+      <w:r>
+        <w:t xml:space="preserve">, where</w:t>
+      </w:r>
+      <w:r>
+        <w:t xml:space="preserve"> </w:t>
+      </w:r>
+      <m:oMath>
+        <m:sSub>
+          <m:e>
+            <m:r>
+              <m:t>T</m:t>
+            </m:r>
+          </m:e>
+          <m:sub>
+            <m:r>
+              <m:t>y</m:t>
+            </m:r>
+          </m:sub>
+        </m:sSub>
+      </m:oMath>
+      <w:r>
+        <w:t xml:space="preserve"> </w:t>
+      </w:r>
+      <w:r>
+        <w:t xml:space="preserve">denotes valid scenes in year</w:t>
+      </w:r>
+      <w:r>
+        <w:t xml:space="preserve"> </w:t>
+      </w:r>
+      <m:oMath>
+        <m:r>
+          <m:t>y</m:t>
+        </m:r>
+      </m:oMath>
+      <w:r>
+        <w:t xml:space="preserve"> </w:t>
+      </w:r>
+      <w:r>
+        <w:t xml:space="preserve">and</w:t>
+      </w:r>
+      <w:r>
+        <w:t xml:space="preserve"> </w:t>
+      </w:r>
+      <m:oMath>
+        <m:r>
+          <m:t>c</m:t>
+        </m:r>
+      </m:oMath>
+      <w:r>
+        <w:t xml:space="preserve"> </w:t>
+      </w:r>
+      <w:r>
+        <w:t xml:space="preserve">indexes the nine source classes. Thus the operation is maximum of temporal mean probabilities, not temporal mean of scene-wise maxima; its maximizing class need not equal the annual modal label. The archived band name</w:t>
+      </w:r>
+      <w:r>
+        <w:t xml:space="preserve"> </w:t>
+      </w:r>
+      <w:r>
+        <w:rPr>
+          <w:rStyle w:val="VerbatimChar"/>
+        </w:rPr>
+        <w:t xml:space="preserve">mean_top_probability</w:t>
+      </w:r>
+      <w:r>
+        <w:t xml:space="preserve"> </w:t>
+      </w:r>
+      <w:r>
+        <w:t xml:space="preserve">is retained for compatibility. This statistic is a weighting proxy, not a calibrated probability that the annual label is correct. The nine Dynamic World labels were crosswalked to six canonical classes: water (source 0), woody vegetation (1), low vegetation (2, 4 and 5), wetland (3), built (6) and bare (7). Source class 8 was excluded.</w:t>
       </w:r>
     </w:p>
     <w:p>
@@ -460,7 +677,7 @@
         <w:t xml:space="preserve">Sentinel2_10m_LandCover</w:t>
       </w:r>
       <w:r>
-        <w:t xml:space="preserve">, whose metadata attributes the global annual series to Impact Observatory, Microsoft and Esri (Impact Observatory et al., 2026). Its Sentinel-2 classification lineage follows the deep-learning mapping approach described by Karra et al. (2021). Source values were mapped to water (1), woody vegetation (2), wetland (4), low vegetation (5 and 11), built (7) and bare (8); snow/ice (9) and cloud (10) were excluded. Native 10-m labels were retained for audit, then aggregated after crosswalking by majority among usable cells in each 10 × 10 block. The resulting majority fraction served as the ArcGIS-track aggregation-quality term; it is not equivalent to Dynamic World’s top-class probability. Both sequences are explicitly treated as public land cover. Neither provides residential, commercial or industrial land use, zoning, cadastral status or development approvals.</w:t>
+        <w:t xml:space="preserve">, whose metadata attributes the global annual series to Impact Observatory, Microsoft and Esri (Impact Observatory et al., n.d.). The study by Karra et al. (2021) describes the classification lineage; it does not independently validate every annual layer or subsequent service revision. The materialization manifest, created on 9 September 2026, records the service URL, temporal extent, class mapping and SHA-256 hashes of the downloaded and aggregated rasters. No immutable upstream release identifier is recorded, so the reproducibility target is this archived snapshot rather than the changing live service. Source values were mapped to water (1), woody vegetation (2), wetland (4), low vegetation (5 and 11), built (7) and bare (8); snow/ice (9) and cloud (10) were excluded. Native 10-m labels were retained for audit, then aggregated after crosswalking by majority among usable cells in each 10 × 10 block. The resulting majority fraction served as the ArcGIS-track aggregation-quality term; it is not equivalent to Dynamic World’s maximum temporal-mean probability. Both sequences are explicitly treated as public land cover. Neither provides residential, commercial or industrial land use, zoning, cadastral status or development approvals.</w:t>
       </w:r>
     </w:p>
     <w:p>
@@ -468,7 +685,15 @@
         <w:pStyle w:val="BodyText"/>
       </w:pPr>
       <w:r>
-        <w:t xml:space="preserve">Annual 64-dimensional AlphaEarth embeddings were spatially averaged to the canonical grid and locally L2-normalized (Brown et al., 2025). Monthly</w:t>
+        <w:t xml:space="preserve">Annual 64-dimensional AlphaEarth embeddings were spatially averaged to the canonical grid and locally L2-normalized (Brown et al., 2025). The collection is GOOGLE/SATELLITE_EMBEDDING/V1/ANNUAL, with raster hashes recorded in the GEE input manifest; Brown et al. (2025) is cited as a preprint describing the embedding model.</w:t>
+      </w:r>
+    </w:p>
+    <w:p>
+      <w:pPr>
+        <w:pStyle w:val="BodyText"/>
+      </w:pPr>
+      <w:r>
+        <w:t xml:space="preserve">We formed the night-time-light driver from monthly</w:t>
       </w:r>
       <w:r>
         <w:t xml:space="preserve"> </w:t>
@@ -483,7 +708,7 @@
         <w:t xml:space="preserve"> </w:t>
       </w:r>
       <w:r>
-        <w:t xml:space="preserve">night-time-light radiance was averaged by year (Elvidge et al., 2021). The Copernicus DEM GLO-30</w:t>
+        <w:t xml:space="preserve">composites (Earth Observation Group, n.d.). The implementation takes an unweighted mean of available, unmasked</w:t>
       </w:r>
       <w:r>
         <w:t xml:space="preserve"> </w:t>
@@ -492,13 +717,90 @@
         <w:rPr>
           <w:rStyle w:val="VerbatimChar"/>
         </w:rPr>
-        <w:t xml:space="preserve">COPERNICUS/DEM/GLO30_2024_1</w:t>
-      </w:r>
-      <w:r>
-        <w:t xml:space="preserve"> </w:t>
-      </w:r>
-      <w:r>
-        <w:t xml:space="preserve">collection supplied elevation and a finite-difference slope derivative (European Space Agency, 2024). OpenStreetMap road geometries were rasterized into distance-to-road and distance-to-major-road surfaces. ESA WorldCover 2021 supplied public water and wetland/mangrove constraint proxies (Zanaga et al., 2022). All dynamic and static layers were checked for exact CRS, transform, width and height agreement.</w:t>
+        <w:t xml:space="preserve">avg_rad</w:t>
+      </w:r>
+      <w:r>
+        <w:t xml:space="preserve"> </w:t>
+      </w:r>
+      <w:r>
+        <w:t xml:space="preserve">values within each calendar year; absent months are not imputed, and the collection is required to be nonempty rather than to contain twelve months. It does not apply an additional</w:t>
+      </w:r>
+      <w:r>
+        <w:t xml:space="preserve"> </w:t>
+      </w:r>
+      <w:r>
+        <w:rPr>
+          <w:rStyle w:val="VerbatimChar"/>
+        </w:rPr>
+        <w:t xml:space="preserve">cf_cvg</w:t>
+      </w:r>
+      <w:r>
+        <w:t xml:space="preserve"> </w:t>
+      </w:r>
+      <w:r>
+        <w:t xml:space="preserve">mask or observation-count weighting. This author-generated annual feature is distinct from the annual product described by Elvidge et al. (2021), which is cited for background. The monthly product documentation recommends using cloud-free observation counts to assess coverage and notes that temporary lights and background values are not separated. Uneven coverage and transient illumination can therefore affect this driver.</w:t>
+      </w:r>
+    </w:p>
+    <w:p>
+      <w:pPr>
+        <w:pStyle w:val="BodyText"/>
+      </w:pPr>
+      <w:r>
+        <w:t xml:space="preserve">Copernicus DEM GLO-30 release</w:t>
+      </w:r>
+      <w:r>
+        <w:t xml:space="preserve"> </w:t>
+      </w:r>
+      <w:r>
+        <w:rPr>
+          <w:rStyle w:val="VerbatimChar"/>
+        </w:rPr>
+        <w:t xml:space="preserve">2024_1</w:t>
+      </w:r>
+      <w:r>
+        <w:t xml:space="preserve"> </w:t>
+      </w:r>
+      <w:r>
+        <w:t xml:space="preserve">supplied surface elevation and a finite-difference slope derivative (Copernicus, 2024). This is a digital surface model (DSM) containing buildings, infrastructure and vegetation, not a bare-earth terrain model. Its release identifier is not an acquisition year; the catalogue lists a 2010–2020 observation range. We have not established tile-specific acquisition dates or quantified urban surface-object effects on slope, so it is treated as a static retrospective covariate. OpenStreetMap road geometries from the Geofabrik GCC snapshot</w:t>
+      </w:r>
+      <w:r>
+        <w:t xml:space="preserve"> </w:t>
+      </w:r>
+      <w:r>
+        <w:rPr>
+          <w:rStyle w:val="VerbatimChar"/>
+        </w:rPr>
+        <w:t xml:space="preserve">gcc-states-260731.osm.pbf</w:t>
+      </w:r>
+      <w:r>
+        <w:t xml:space="preserve"> </w:t>
+      </w:r>
+      <w:r>
+        <w:t xml:space="preserve">were rasterized into distance-to-road and distance-to-major-road surfaces (Geofabrik, 2026). The source URL, snapshot date and SHA-256 are preserved in</w:t>
+      </w:r>
+      <w:r>
+        <w:t xml:space="preserve"> </w:t>
+      </w:r>
+      <w:r>
+        <w:rPr>
+          <w:rStyle w:val="VerbatimChar"/>
+        </w:rPr>
+        <w:t xml:space="preserve">osm_input_manifest.json</w:t>
+      </w:r>
+      <w:r>
+        <w:t xml:space="preserve">; the city geometry is separately recorded in</w:t>
+      </w:r>
+      <w:r>
+        <w:t xml:space="preserve"> </w:t>
+      </w:r>
+      <w:r>
+        <w:rPr>
+          <w:rStyle w:val="VerbatimChar"/>
+        </w:rPr>
+        <w:t xml:space="preserve">boundary_manifest.json</w:t>
+      </w:r>
+      <w:r>
+        <w:t xml:space="preserve">. ESA WorldCover 2021 supplied public water and wetland/mangrove constraint proxies (Zanaga et al., 2022). All dynamic and static layers were checked for exact CRS, transform, width and height agreement.</w:t>
       </w:r>
     </w:p>
     <w:p>
@@ -939,7 +1241,7 @@
         <w:t xml:space="preserve"> </w:t>
       </w:r>
       <w:r>
-        <w:t xml:space="preserve">contains 25 values: six one-hot current-class indicators; twelve neighbourhood proportions, comprising 3 × 3 and 7 × 7 windows for each of the six classes; and seven continuous variables, namely normalized row and column coordinates, clipped elevation, clipped slope, log-transformed VIIRS radiance, log distance to roads and log distance to major roads. A scikit-learn histogram gradient-boosting classifier estimates the six-class probability vector (Pedregosa et al., 2011). It uses learning rate 0.08, 120 iterations, at most 31 leaf nodes, minimum leaf size 40 and L2 regularization 1.0.</w:t>
+        <w:t xml:space="preserve">contains 25 values: six one-hot current-class indicators; twelve neighbourhood proportions, comprising 3 × 3 and 7 × 7 windows for each of the six classes; and seven continuous variables, namely normalized row and column coordinates, clipped elevation, clipped slope, log-transformed VIIRS radiance, log distance to roads and log distance to major roads. The HistGradientBoostingClassifier implementation in scikit-learn 1.9.0, as specified in the archived environment lock, estimates the six-class probability vector (Pedregosa et al., 2011). It uses learning rate 0.08, 120 iterations, at most 31 leaf nodes, minimum leaf size 40 and L2 regularization 1.0.</w:t>
       </w:r>
     </w:p>
     <w:p>
@@ -1112,7 +1414,7 @@
         <w:t xml:space="preserve"> </w:t>
       </w:r>
       <w:r>
-        <w:t xml:space="preserve">is Dynamic World mean top probability in the original track and the within-block majority fraction in the ArcGIS-served track. These terms have different semantics and are retained as parts of their respective product pipelines. A held-out target is never used during fitting or model selection.</w:t>
+        <w:t xml:space="preserve">is Dynamic World maximum temporal-mean probability in the original track and the within-block majority fraction in the ArcGIS-served track. These terms have different semantics and are retained as parts of their respective product pipelines. A held-out target is never used during fitting or model selection.</w:t>
       </w:r>
     </w:p>
     <w:bookmarkEnd w:id="16"/>
@@ -3039,7 +3341,7 @@
         <w:t xml:space="preserve"> </w:t>
       </w:r>
       <w:r>
-        <w:t xml:space="preserve">origin and target Dynamic World mean top probability to exceed 0.5 retains only</w:t>
+        <w:t xml:space="preserve">origin and target Dynamic World maximum temporal-mean probability to exceed 0.5 retains only</w:t>
       </w:r>
       <w:r>
         <w:t xml:space="preserve"> </w:t>
@@ -5536,7 +5838,7 @@
         <w:t xml:space="preserve"> </w:t>
       </w:r>
       <w:r>
-        <w:t xml:space="preserve">features and should define the no-leakage boundary. As a descriptive bound,</w:t>
+        <w:t xml:space="preserve">features. This firewall controls downstream target-label use and the late road snapshot; it does not establish that retrospective global products, pretrained embeddings or the static DSM were available to a forecaster at each historical origin. As a descriptive bound,</w:t>
       </w:r>
       <w:r>
         <w:t xml:space="preserve"> </w:t>
@@ -6037,6 +6339,22 @@
         <w:pStyle w:val="BodyText"/>
       </w:pPr>
       <w:r>
+        <w:t xml:space="preserve">Copernicus. (2024). Copernicus DEM GLO-30 (2024_1): Global 30m Digital Elevation Model [Data set; digital surface model]. Google Earth Engine Data Catalog. https://developers.google.com/earth-engine/datasets/catalog/COPERNICUS_DEM_GLO30_2024_1 (accessed 10 September 2026).</w:t>
+      </w:r>
+    </w:p>
+    <w:p>
+      <w:pPr>
+        <w:pStyle w:val="BodyText"/>
+      </w:pPr>
+      <w:r>
+        <w:t xml:space="preserve">Earth Observation Group, Payne Institute for Public Policy, Colorado School of Mines. (n.d.). VIIRS Stray Light Corrected Nighttime Day/Night Band Composites Version 1 [Monthly data set; VCMSLCFG]. Google Earth Engine Data Catalog. https://developers.google.com/earth-engine/datasets/catalog/NOAA_VIIRS_DNB_MONTHLY_V1_VCMSLCFG (accessed 10 September 2026).</w:t>
+      </w:r>
+    </w:p>
+    <w:p>
+      <w:pPr>
+        <w:pStyle w:val="BodyText"/>
+      </w:pPr>
+      <w:r>
         <w:t xml:space="preserve">Elvidge, C. D., Zhizhin, M., Ghosh, T., Hsu, F.-C., &amp; Taneja, J. (2021). Annual time series of global VIIRS nighttime lights derived from monthly averages: 2012 to 2019.</w:t>
       </w:r>
       <w:r>
@@ -6058,7 +6376,7 @@
         <w:pStyle w:val="BodyText"/>
       </w:pPr>
       <w:r>
-        <w:t xml:space="preserve">European Space Agency. (2024). Copernicus DEM GLO-30: global 30 m digital elevation model [Data set]. Google Earth Engine Data Catalog. https://developers.google.com/earth-engine/datasets/catalog/COPERNICUS_DEM_GLO30_2024_1</w:t>
+        <w:t xml:space="preserve">Geofabrik. (2026). GCC States OpenStreetMap extract, 31 July 2026 [Data set; gcc-states-260731.osm.pbf]. https://download.geofabrik.de/asia/gcc-states-260731.osm.pbf</w:t>
       </w:r>
     </w:p>
     <w:p>
@@ -6095,7 +6413,7 @@
         <w:pStyle w:val="BodyText"/>
       </w:pPr>
       <w:r>
-        <w:t xml:space="preserve">Impact Observatory, Microsoft, &amp; Esri. (2026). Sentinel-2 10m land cover time series of the world [Data set]. ArcGIS ImageServer. https://ic.imagery1.arcgis.com/arcgis/rest/services/Sentinel2_10m_LandCover/ImageServer (accessed 8 September 2026).</w:t>
+        <w:t xml:space="preserve">Impact Observatory, Microsoft, &amp; Esri. (n.d.). Sentinel-2 10m land cover time series of the world [Data set]. ArcGIS ImageServer. https://ic.imagery1.arcgis.com/arcgis/rest/services/Sentinel2_10m_LandCover/ImageServer (archived materialization manifest dated 9 September 2026; upstream release version not recorded).</w:t>
       </w:r>
     </w:p>
     <w:p>
@@ -6187,7 +6505,7 @@
         <w:pStyle w:val="BodyText"/>
       </w:pPr>
       <w:r>
-        <w:t xml:space="preserve">OpenStreetMap contributors. (2026). OpenStreetMap data, Abu Dhabi relation R4479763 and Geofabrik GCC extract, accessed 31 July 2026. https://www.openstreetmap.org</w:t>
+        <w:t xml:space="preserve">OpenStreetMap contributors. (2026). Abu Dhabi city boundary, relation 4479763 [Data set; retrieved 1 August 2026; geometry documented in boundary_manifest.json]. https://www.openstreetmap.org/relation/4479763</w:t>
       </w:r>
     </w:p>
     <w:p>

--- a/manuscript/submission_files/manuscript_anonymous.docx
+++ b/manuscript/submission_files/manuscript_anonymous.docx
@@ -3329,7 +3329,7 @@
         <w:pStyle w:val="BodyText"/>
       </w:pPr>
       <w:r>
-        <w:t xml:space="preserve">The confidence sensitivity is a label-quality and selection-effect diagnostic,</w:t>
+        <w:t xml:space="preserve">The Dynamic World quality-proxy sensitivity is a label-quality and selection-effect diagnostic,</w:t>
       </w:r>
       <w:r>
         <w:t xml:space="preserve"> </w:t>
@@ -3365,13 +3365,13 @@
         <w:t xml:space="preserve"> </w:t>
       </w:r>
       <w:r>
-        <w:t xml:space="preserve">GeoFM-LDN. Screening only the confidence of the year immediately preceding the</w:t>
-      </w:r>
-      <w:r>
-        <w:t xml:space="preserve"> </w:t>
-      </w:r>
-      <w:r>
-        <w:t xml:space="preserve">target avoids filtering on target-year confidence, but still retains only 129</w:t>
+        <w:t xml:space="preserve">GeoFM-LDN. Screening only the quality-proxy value of the year immediately preceding the</w:t>
+      </w:r>
+      <w:r>
+        <w:t xml:space="preserve"> </w:t>
+      </w:r>
+      <w:r>
+        <w:t xml:space="preserve">target avoids filtering on the target-year quality proxy, but still retains only 129</w:t>
       </w:r>
       <w:r>
         <w:t xml:space="preserve"> </w:t>
@@ -7010,7 +7010,7 @@
         <w:t xml:space="preserve"> </w:t>
       </w:r>
       <w:r>
-        <w:t xml:space="preserve">Dynamic World confidence and high-confidence change sensitivity (</w:t>
+        <w:t xml:space="preserve">Dynamic World quality proxy and quality-filtered change sensitivity (</w:t>
       </w:r>
       <w:r>
         <w:rPr>

--- a/manuscript/submission_files/manuscript_anonymous.docx
+++ b/manuscript/submission_files/manuscript_anonymous.docx
@@ -29,7 +29,7 @@
         <w:pStyle w:val="FirstParagraph"/>
       </w:pPr>
       <w:r>
-        <w:t xml:space="preserve">Public land-cover products are increasingly used where authoritative local time series are unavailable, but product choice can alter both apparent urban change and model rankings. We present an auditable protocol for constrained spatial allocation using Geospatial Kernel, the algorithmic core of a Geospatial World Model, as the focal execution layer. Two annual 10-m products for Abu Dhabi city, Google Dynamic World (2017–2024) and an ArcGIS-served Impact Observatory/Microsoft/Esri series (2017–2025), were harmonized to the same 100-m, six-class modelling contract. Leakage-controlled expanding-window tests compared a FLUS-style ANN–CA, Geospatial Kernel, GeoFM-LDN, persistence and random minimum-change allocation using three seeds and 1,000 spatial-block bootstrap resamples. The target year supplied oracle class totals and evaluation labels only. In 2024, the ArcGIS-served series mapped 335.57 km² as built versus 155.98 km² in Dynamic World; built-class intersection over union was 0.449. Kernel had the highest mean FoM in four Dynamic World targets and two matched ArcGIS-served targets; these numerical ranks did not uniformly imply paired-interval separation. Net-change allocation imposed product-specific count-only FoM upper bounds of 0.086–0.813 in the ArcGIS folds. Kernel’s ArcGIS-minus-Dynamic World strict change Figure of Merit ranged from -0.244 to +0.205. Yet the product-specific 2031 planning frontiers retained FLUS-style and Kernel candidates in all three scenarios. The results support an inspectable proposal–projection–writeback boundary while showing that comparative skill is label-product dependent. Neither product is authoritative local land-use truth, model outputs remain 100 m, and the 2026–2031 maps are conditional stress tests rather than official forecasts.</w:t>
+        <w:t xml:space="preserve">Public land-cover products are increasingly used where authoritative local time series are unavailable, but product choice and within-product discontinuities can alter apparent urban change and model rankings. We present an auditable protocol for constrained spatial allocation using Geospatial Kernel, the algorithmic core of a Geospatial World Model, as the focal execution layer. Two annual 10-m products for Abu Dhabi city, Google Dynamic World (2017–2024) and an ArcGIS-served Impact Observatory/Microsoft/Esri series (2017–2025), were harmonized to the same 100-m, six-class modelling contract. Leakage-controlled expanding-window tests compared a FLUS-style ANN–CA, Geospatial Kernel, GeoFM-LDN, persistence and random minimum-change allocation using three seeds and 1,000 spatial-block bootstrap resamples. The target year supplied oracle class totals and evaluation labels only. In 2024, the ArcGIS-served series mapped 335.57 km² as built versus 155.98 km² in Dynamic World; built-class intersection over union was 0.449. Its built class also rose by 30.6% between 2021 and 2022 while wetland and woody classes later nearly disappeared, an unreconciled series break. Kernel had the highest mean FoM in four Dynamic World targets and two matched ArcGIS-served targets; these numerical ranks did not uniformly imply paired-interval separation. Net-change allocation imposed product-specific count-only FoM upper bounds of 0.086–0.813 only for exact minimum-change allocators. Kernel’s ArcGIS-minus-Dynamic World strict change Figure of Merit ranged from -0.244 to +0.205. The product-specific 2031 frontiers retained FLUS-style and Kernel candidates in all scenarios, but their objective trade-offs changed. The results support an inspectable proposal–projection–writeback boundary while showing that comparative skill is label-product dependent. Neither product is authoritative local land-use truth, model outputs remain 100 m, and the 2026–2031 maps are conditional stress tests rather than official forecasts.</w:t>
       </w:r>
     </w:p>
     <w:bookmarkEnd w:id="9"/>
@@ -51,7 +51,7 @@
         </w:numPr>
       </w:pPr>
       <w:r>
-        <w:t xml:space="preserve">Cross-product backtests expose label dependence in model rankings.</w:t>
+        <w:t xml:space="preserve">Cross-product backtests expose product dependence and a series discontinuity.</w:t>
       </w:r>
     </w:p>
     <w:p>
@@ -87,7 +87,7 @@
         </w:numPr>
       </w:pPr>
       <w:r>
-        <w:t xml:space="preserve">Net-change allocation restricts the attainable change-detection score.</w:t>
+        <w:t xml:space="preserve">Net-change allocation restricts exact minimum-change scores, not CA scores.</w:t>
       </w:r>
     </w:p>
     <w:p>
@@ -423,6 +423,44 @@
       </w:r>
       <w:r>
         <w:t xml:space="preserve">label was prohibited from feature construction, model fitting and GeoFM-LDN epoch selection. The target supplied only observed class totals for oracle allocation, evaluation labels and the common-coverage mask. This design isolates spatial allocation conditional on known demand and is not an end-to-end demand forecast. Each fold locked origin-year water and wetland cells and omitted the two road-distance features, because the available OpenStreetMap snapshot was accessed in 2026. Kernel consequently used 23 features and the FLUS-style track used the remaining five continuous drivers. A machine-tested temporal firewall records permitted target-year uses for every model, seed and fold. The two product tracks match the boundary, 100-m grid, model implementations, seeds, target-year protocol, oracle-action rule, evaluator and 1,000-resample 8 × 8-cell spatial bootstrap. Annual labels, origin states, oracle totals, origin water/wetland masks and quality semantics remain product specific; the experiment therefore tests the complete public-product pipelines rather than an isolated label substitution. The original 2023–2024 headline comparison is less strict because it uses the later road snapshot and remains a secondary unmatched-pipeline result.</w:t>
+      </w:r>
+    </w:p>
+    <w:p>
+      <w:pPr>
+        <w:pStyle w:val="BodyText"/>
+      </w:pPr>
+      <w:r>
+        <w:t xml:space="preserve">The random minimum-change controls are deterministic within each analysis but</w:t>
+      </w:r>
+      <w:r>
+        <w:t xml:space="preserve"> </w:t>
+      </w:r>
+      <w:r>
+        <w:t xml:space="preserve">not a shared cross-table estimator: the rolling-origin diagnostic derives its</w:t>
+      </w:r>
+      <w:r>
+        <w:t xml:space="preserve"> </w:t>
+      </w:r>
+      <w:r>
+        <w:t xml:space="preserve">stream from the declared seed plus origin year × 1,000, whereas the matched</w:t>
+      </w:r>
+      <w:r>
+        <w:t xml:space="preserve"> </w:t>
+      </w:r>
+      <w:r>
+        <w:t xml:space="preserve">product analysis uses the declared seed plus target year × 1,000. Their values</w:t>
+      </w:r>
+      <w:r>
+        <w:t xml:space="preserve"> </w:t>
+      </w:r>
+      <w:r>
+        <w:t xml:space="preserve">therefore serve as local zero controls in Supplementary Tables S5 and S6,</w:t>
+      </w:r>
+      <w:r>
+        <w:t xml:space="preserve"> </w:t>
+      </w:r>
+      <w:r>
+        <w:t xml:space="preserve">respectively, and are not compared numerically across those tables.</w:t>
       </w:r>
     </w:p>
     <w:bookmarkEnd w:id="14"/>
@@ -677,7 +715,15 @@
         <w:t xml:space="preserve">Sentinel2_10m_LandCover</w:t>
       </w:r>
       <w:r>
-        <w:t xml:space="preserve">, whose metadata attributes the global annual series to Impact Observatory, Microsoft and Esri (Impact Observatory et al., n.d.). The study by Karra et al. (2021) describes the classification lineage; it does not independently validate every annual layer or subsequent service revision. The materialization manifest, created on 9 September 2026, records the service URL, temporal extent, class mapping and SHA-256 hashes of the downloaded and aggregated rasters. No immutable upstream release identifier is recorded, so the reproducibility target is this archived snapshot rather than the changing live service. Source values were mapped to water (1), woody vegetation (2), wetland (4), low vegetation (5 and 11), built (7) and bare (8); snow/ice (9) and cloud (10) were excluded. Native 10-m labels were retained for audit, then aggregated after crosswalking by majority among usable cells in each 10 × 10 block. The resulting majority fraction served as the ArcGIS-track aggregation-quality term; it is not equivalent to Dynamic World’s maximum temporal-mean probability. Both sequences are explicitly treated as public land cover. Neither provides residential, commercial or industrial land use, zoning, cadastral status or development approvals.</w:t>
+        <w:t xml:space="preserve">, whose metadata attributes the global annual series to Impact Observatory, Microsoft and Esri (Impact Observatory et al., n.d.). The study by Karra et al. (2021) describes the classification lineage; it does not independently validate every annual layer or subsequent service revision. The associated Living Atlas item states that its 2018–2025 layers use a more complete image collection and cautions that 2017 may be less accurate (Esri, 2026). It does not disclose annual model-version identifiers. The materialization manifest, created on 9 September 2026, records the service URL, temporal extent, class mapping and SHA-256 hashes of the downloaded and aggregated rasters. No immutable upstream release identifier is recorded, so the reproducibility target is this archived snapshot rather than the changing live service.</w:t>
+      </w:r>
+    </w:p>
+    <w:p>
+      <w:pPr>
+        <w:pStyle w:val="BodyText"/>
+      </w:pPr>
+      <w:r>
+        <w:t xml:space="preserve">The service labels are Water (1), Trees (2), Flooded vegetation (4), Crops (5), Built (7), Bare (8), Snow/Ice (9), Clouds (10) and Rangeland (11). We mapped them to water (1), woody vegetation (2), wetland (4), low vegetation (5 and 11), built (7) and bare (8), excluding snow/ice and clouds. Mapping Rangeland to low vegetation is a study crosswalk decision, not an official land-use statement. A descriptive counterfactual mapping it to bare before the same 10 × 10 majority aggregation changes 2,265–2,792 100-m labels per year (Supplementary Table S6); no model was refit, so this does not establish rank sensitivity. Native 10-m labels were retained for audit, then aggregated after crosswalking by majority among usable cells in each 10 × 10 block. The resulting majority fraction served as the ArcGIS-track aggregation-quality term; it is not equivalent to Dynamic World’s maximum temporal-mean probability. Both sequences are explicitly treated as public land cover. Neither provides residential, commercial or industrial land use, zoning, cadastral status or development approvals.</w:t>
       </w:r>
     </w:p>
     <w:p>
@@ -2056,19 +2102,7 @@
         <w:pStyle w:val="FirstParagraph"/>
       </w:pPr>
       <w:r>
-        <w:t xml:space="preserve">The baseline was run through a GeoSOS-derived FLUS-style ANN–CA console (author-modified build;</w:t>
-      </w:r>
-      <w:r>
-        <w:t xml:space="preserve"> </w:t>
-      </w:r>
-      <w:r>
-        <w:rPr>
-          <w:rStyle w:val="VerbatimChar"/>
-        </w:rPr>
-        <w:t xml:space="preserve">paper-benchmark-flus-v1.1</w:t>
-      </w:r>
-      <w:r>
-        <w:t xml:space="preserve">) using seven continuous drivers: normalized row and column coordinates, elevation, slope, VIIRS radiance, distance to roads and distance to major roads. Its ANN suitability surface was passed to a cellular-automata allocation stage with the common class totals and public hard mask. The archived run used one 2021 training year, eight ANN hidden neurons, a 3 × 3 CA neighbourhood, neighbourhood strength 1.0, acceleration factor 0.1 and 1,000 iterations. Its frozen transition matrix protected water and wetland but did not prohibit built-to-non-built transitions. The algorithmic base is traceable to the GeoSOS team’s public FLUS source release (Liu et al., 2017; GeoSOS team, n.d.); an archived source repository at an anonymized revision contains the modifications used for this paper. Those modifications add</w:t>
+        <w:t xml:space="preserve">The baseline was run through a GeoSOS-derived FLUS-style ANN–CA console (study-specific build; an anonymized source tag) using seven continuous drivers: normalized row and column coordinates, elevation, slope, VIIRS radiance, distance to roads and distance to major roads. Its ANN suitability surface was passed to a cellular-automata allocation stage with the common class totals and public hard mask. The archived run used one 2021 training year, eight ANN hidden neurons, a 3 × 3 CA neighbourhood, neighbourhood strength 1.0, acceleration factor 0.1 and 1,000 iterations. Its frozen transition matrix protected water and wetland but did not prohibit built-to-non-built transitions. The algorithmic base is traceable to the GeoSOS team’s public FLUS source release (Liu et al., 2017; GeoSOS team, n.d.). The binary was rebuilt from the preceding source revision an anonymized preceding revision; the retained an anonymized source tag source tag at an anonymized retained revision adds invalid-input failure handling only. Both revisions contain the study-specific</w:t>
       </w:r>
       <w:r>
         <w:t xml:space="preserve"> </w:t>
@@ -2107,7 +2141,7 @@
         <w:t xml:space="preserve"> </w:t>
       </w:r>
       <w:r>
-        <w:t xml:space="preserve">deterministic seeding for both ANN sampling and CA roulette draws, so the build is not the unmodified upstream executable. Version v1.1 changes only failure handling for invalid input reads; valid-input algorithmic paths and benchmark rasters are unchanged from v1. A 25-feature Kernel-matched input was then executed with absolute paths for seeds 31, 47 and 73 and is reported only as a platform-sensitive diagnostic. It shares the Kernel feature family, but not the learning target or projection semantics: the FLUS ANN estimates same-year label suitability</w:t>
+        <w:t xml:space="preserve">seeding for ANN sampling and CA roulette draws, so the build is not the unmodified upstream executable. A 25-feature Kernel-matched input was then executed with absolute paths for seeds 31, 47 and 73 and is reported only as a platform-sensitive diagnostic. It shares the Kernel feature family, but not the learning target or projection semantics: the FLUS ANN estimates same-year label suitability</w:t>
       </w:r>
       <w:r>
         <w:t xml:space="preserve"> </w:t>
@@ -2448,7 +2482,7 @@
         <w:pStyle w:val="BodyText"/>
       </w:pPr>
       <w:r>
-        <w:t xml:space="preserve">The comparison shared the canonical grid, origin states, target actions, hard masks and evaluator, but the public-data run was not information-balanced. The original FLUS-style control used seven continuous drivers in its external ANN suitability model, whereas Geospatial Kernel used 25 features including current-class indicators and neighbourhood proportions; GeoFM-LDN used AlphaEarth latent embeddings and the Kernel allocator. We therefore report the original result as an unmatched-input pipeline comparison, not evidence that one learner is intrinsically superior. The additional 25-feature FLUS run is a feature-space diagnostic only, because it still learns same-year suitability rather than next-state transitions and does not use the Kernel projection implementation. Across six platform–seed runs, five produced zero-change outputs through current-class identity leakage. The archived FLUS console is a Mach-O arm64 executable rebuilt from the public GeoSOS source base with the author-modified</w:t>
+        <w:t xml:space="preserve">The comparison shared the canonical grid, origin states, target actions, hard masks and evaluator, but the public-data run was not information-balanced. The original FLUS-style control used seven continuous drivers in its external ANN suitability model, whereas Geospatial Kernel used 25 features including current-class indicators and neighbourhood proportions; GeoFM-LDN used AlphaEarth latent embeddings and the Kernel allocator. We therefore report the original result as an unmatched-input pipeline comparison, not evidence that one learner is intrinsically superior. The additional 25-feature FLUS run is a feature-space diagnostic only, because it still learns same-year suitability rather than next-state transitions and does not use the Kernel projection implementation. Across six platform–seed runs, five produced zero-change outputs through current-class identity leakage. The archived FLUS console is a Mach-O arm64 executable rebuilt from the public GeoSOS source base with the study-specific</w:t>
       </w:r>
       <w:r>
         <w:t xml:space="preserve"> </w:t>
@@ -2487,34 +2521,7 @@
         <w:t xml:space="preserve"> </w:t>
       </w:r>
       <w:r>
-        <w:t xml:space="preserve">seeding patch; its exact source is archived at</w:t>
-      </w:r>
-      <w:r>
-        <w:t xml:space="preserve"> </w:t>
-      </w:r>
-      <w:r>
-        <w:rPr>
-          <w:rStyle w:val="VerbatimChar"/>
-        </w:rPr>
-        <w:t xml:space="preserve">FLUS_console_crossplatform</w:t>
-      </w:r>
-      <w:r>
-        <w:t xml:space="preserve"> </w:t>
-      </w:r>
-      <w:r>
-        <w:t xml:space="preserve">commit</w:t>
-      </w:r>
-      <w:r>
-        <w:t xml:space="preserve"> </w:t>
-      </w:r>
-      <w:r>
-        <w:rPr>
-          <w:rStyle w:val="VerbatimChar"/>
-        </w:rPr>
-        <w:t xml:space="preserve">deb0a54</w:t>
-      </w:r>
-      <w:r>
-        <w:t xml:space="preserve">. It is not asserted to be bitwise equivalent to an unmodified upstream build. All headline and diagnostic runs used seeds 31, 47 and 73.</w:t>
+        <w:t xml:space="preserve">seeding patch; its exact source is archived at an anonymized source repository commit an anonymized preceding revision. It is not asserted to be bitwise equivalent to an unmodified upstream build. All headline and diagnostic runs used seeds 31, 47 and 73.</w:t>
       </w:r>
     </w:p>
     <w:p>
@@ -3780,7 +3787,7 @@
         <w:t xml:space="preserve"> </w:t>
       </w:r>
       <w:r>
-        <w:t xml:space="preserve">cells), with strict-FoM deltas from -0.0023 to 0.0010. An author-controlled</w:t>
+        <w:t xml:space="preserve">cells), with strict-FoM deltas from -0.0023 to 0.0010. An maintained</w:t>
       </w:r>
       <w:r>
         <w:t xml:space="preserve"> </w:t>
@@ -3890,6 +3897,160 @@
         <w:pStyle w:val="BodyText"/>
       </w:pPr>
       <w:r>
+        <w:t xml:space="preserve">The complete 6 × 6 annual cross-product matrices are supplied with the source</w:t>
+      </w:r>
+      <w:r>
+        <w:t xml:space="preserve"> </w:t>
+      </w:r>
+      <w:r>
+        <w:t xml:space="preserve">data. In 2021, 2022 and 2024, 61–68% of discordant cells were Dynamic World</w:t>
+      </w:r>
+      <w:r>
+        <w:t xml:space="preserve"> </w:t>
+      </w:r>
+      <w:r>
+        <w:t xml:space="preserve">bare mapped as ArcGIS-served built (13,078, 18,787 and 17,987 cells,</w:t>
+      </w:r>
+      <w:r>
+        <w:t xml:space="preserve"> </w:t>
+      </w:r>
+      <w:r>
+        <w:t xml:space="preserve">respectively); a further 3,723–4,496 cells per year were Dynamic World bare</w:t>
+      </w:r>
+      <w:r>
+        <w:t xml:space="preserve"> </w:t>
+      </w:r>
+      <w:r>
+        <w:t xml:space="preserve">mapped as ArcGIS-served water. The ArcGIS-served product also mapped 4,501,</w:t>
+      </w:r>
+      <w:r>
+        <w:t xml:space="preserve"> </w:t>
+      </w:r>
+      <w:r>
+        <w:t xml:space="preserve">4,985 and 5,131 more water cells than Dynamic World in those three years.</w:t>
+      </w:r>
+      <w:r>
+        <w:t xml:space="preserve"> </w:t>
+      </w:r>
+      <w:r>
+        <w:t xml:space="preserve">Because origin-year water and wetland are hard masks, this product difference</w:t>
+      </w:r>
+      <w:r>
+        <w:t xml:space="preserve"> </w:t>
+      </w:r>
+      <w:r>
+        <w:t xml:space="preserve">reduces the feasible allocation domain in the ArcGIS track. It is therefore a</w:t>
+      </w:r>
+      <w:r>
+        <w:t xml:space="preserve"> </w:t>
+      </w:r>
+      <w:r>
+        <w:t xml:space="preserve">pipeline difference, not an isolated replacement of target labels.</w:t>
+      </w:r>
+    </w:p>
+    <w:p>
+      <w:pPr>
+        <w:pStyle w:val="BodyText"/>
+      </w:pPr>
+      <w:r>
+        <w:t xml:space="preserve">The ArcGIS-served sequence is also not temporally homogeneous under this</w:t>
+      </w:r>
+      <w:r>
+        <w:t xml:space="preserve"> </w:t>
+      </w:r>
+      <w:r>
+        <w:t xml:space="preserve">crosswalk. Its mapped built cells rise from 21,608 in 2021 to 28,214 in 2022</w:t>
+      </w:r>
+      <w:r>
+        <w:t xml:space="preserve"> </w:t>
+      </w:r>
+      <w:r>
+        <w:t xml:space="preserve">(+30.6%), while bare cells fall from 34,521 to 27,821. Woody vegetation declines</w:t>
+      </w:r>
+      <w:r>
+        <w:t xml:space="preserve"> </w:t>
+      </w:r>
+      <w:r>
+        <w:t xml:space="preserve">from 293 cells in 2021 to 22 in 2023 and 2 in 2025; wetland similarly declines</w:t>
+      </w:r>
+      <w:r>
+        <w:t xml:space="preserve"> </w:t>
+      </w:r>
+      <w:r>
+        <w:t xml:space="preserve">from 792 to 24 and 17. Supplementary Table S6 reports all annual class stocks,</w:t>
+      </w:r>
+      <w:r>
+        <w:t xml:space="preserve"> </w:t>
+      </w:r>
+      <w:r>
+        <w:t xml:space="preserve">the crosswalk sensitivity and product-agreement data. Dynamic World, in contrast,</w:t>
+      </w:r>
+      <w:r>
+        <w:t xml:space="preserve"> </w:t>
+      </w:r>
+      <w:r>
+        <w:t xml:space="preserve">retains roughly 900–1,100 wetland cells and 311–917 woody cells. The Living Atlas</w:t>
+      </w:r>
+      <w:r>
+        <w:t xml:space="preserve"> </w:t>
+      </w:r>
+      <w:r>
+        <w:t xml:space="preserve">documentation flags a different 2017 imagery basis but provides no annual</w:t>
+      </w:r>
+      <w:r>
+        <w:t xml:space="preserve"> </w:t>
+      </w:r>
+      <w:r>
+        <w:t xml:space="preserve">model-version history, so we cannot attribute the 2021–2023 break to a specific</w:t>
+      </w:r>
+      <w:r>
+        <w:t xml:space="preserve"> </w:t>
+      </w:r>
+      <w:r>
+        <w:t xml:space="preserve">service change. It must not be read as observed city conversion. In particular,</w:t>
+      </w:r>
+      <w:r>
+        <w:t xml:space="preserve"> </w:t>
+      </w:r>
+      <w:r>
+        <w:t xml:space="preserve">the high 2022 ArcGIS score evaluates allocation against a target whose class</w:t>
+      </w:r>
+      <w:r>
+        <w:t xml:space="preserve"> </w:t>
+      </w:r>
+      <w:r>
+        <w:t xml:space="preserve">totals partly encode this discontinuity; it is not evidence that the model</w:t>
+      </w:r>
+      <w:r>
+        <w:t xml:space="preserve"> </w:t>
+      </w:r>
+      <w:r>
+        <w:t xml:space="preserve">recovered a verified one-year construction event. The ArcGIS 2025 planning origin</w:t>
+      </w:r>
+      <w:r>
+        <w:t xml:space="preserve"> </w:t>
+      </w:r>
+      <w:r>
+        <w:t xml:space="preserve">likewise contains only two woody and 17 wetland cells. Water and wetland masks</w:t>
+      </w:r>
+      <w:r>
+        <w:t xml:space="preserve"> </w:t>
+      </w:r>
+      <w:r>
+        <w:t xml:space="preserve">remain hard exclusions, but ecological semantics attached to the latter class are</w:t>
+      </w:r>
+      <w:r>
+        <w:t xml:space="preserve"> </w:t>
+      </w:r>
+      <w:r>
+        <w:t xml:space="preserve">structurally sparse in that product track.</w:t>
+      </w:r>
+    </w:p>
+    <w:p>
+      <w:pPr>
+        <w:pStyle w:val="BodyText"/>
+      </w:pPr>
+      <w:r>
         <w:t xml:space="preserve">Under the leakage-controlled matched protocol, Geospatial Kernel had the</w:t>
       </w:r>
       <w:r>
@@ -3908,13 +4069,31 @@
         <w:t xml:space="preserve"> </w:t>
       </w:r>
       <w:r>
-        <w:t xml:space="preserve">ArcGIS-served targets. FLUS-style ANN–CA led the ArcGIS-served 2021 target</w:t>
-      </w:r>
-      <w:r>
-        <w:t xml:space="preserve"> </w:t>
-      </w:r>
-      <w:r>
-        <w:t xml:space="preserve">(0.0625 versus Kernel 0.0154 and GeoFM-LDN 0.0314), GeoFM-LDN led in 2022</w:t>
+        <w:t xml:space="preserve">ArcGIS-served targets. FLUS-style ANN–CA had the highest mean in the</w:t>
+      </w:r>
+      <w:r>
+        <w:t xml:space="preserve"> </w:t>
+      </w:r>
+      <w:r>
+        <w:t xml:space="preserve">ArcGIS-served 2021 target (0.0625 versus Kernel 0.0154 and GeoFM-LDN 0.0314),</w:t>
+      </w:r>
+      <w:r>
+        <w:t xml:space="preserve"> </w:t>
+      </w:r>
+      <w:r>
+        <w:t xml:space="preserve">but this is not a like-for-like minimum-change comparison: FLUS changed</w:t>
+      </w:r>
+      <w:r>
+        <w:t xml:space="preserve"> </w:t>
+      </w:r>
+      <w:r>
+        <w:t xml:space="preserve">779–6,860 cells across seeds whereas the other three allocators changed exactly</w:t>
+      </w:r>
+      <w:r>
+        <w:t xml:space="preserve"> </w:t>
+      </w:r>
+      <w:r>
+        <w:t xml:space="preserve">278. GeoFM-LDN led in 2022</w:t>
       </w:r>
       <w:r>
         <w:t xml:space="preserve"> </w:t>
@@ -3992,25 +4171,43 @@
         <w:t xml:space="preserve"> </w:t>
       </w:r>
       <w:r>
-        <w:t xml:space="preserve">0.0731 for FLUS-style, 0.0654 for GeoFM-LDN and 0.0579 for Kernel; Kernel is</w:t>
-      </w:r>
-      <w:r>
-        <w:t xml:space="preserve"> </w:t>
-      </w:r>
-      <w:r>
-        <w:t xml:space="preserve">therefore not the numerical leader in the latest year. Block-size sensitivity</w:t>
-      </w:r>
-      <w:r>
-        <w:t xml:space="preserve"> </w:t>
-      </w:r>
-      <w:r>
-        <w:t xml:space="preserve">has not been established, and repeated seeds do not constitute independent</w:t>
-      </w:r>
-      <w:r>
-        <w:t xml:space="preserve"> </w:t>
-      </w:r>
-      <w:r>
-        <w:t xml:space="preserve">spatial or temporal replication. The</w:t>
+        <w:t xml:space="preserve">0.0731 for FLUS-style, 0.0654 for GeoFM-LDN and 0.0579 for Kernel. The FLUS mean</w:t>
+      </w:r>
+      <w:r>
+        <w:t xml:space="preserve"> </w:t>
+      </w:r>
+      <w:r>
+        <w:t xml:space="preserve">is driven upward by its seed-73 result (6,693 changed cells; FoM 0.1052), while</w:t>
+      </w:r>
+      <w:r>
+        <w:t xml:space="preserve"> </w:t>
+      </w:r>
+      <w:r>
+        <w:t xml:space="preserve">its other two seeds (1,651 and 957 changed cells; FoM 0.0632 and 0.0510) overlap</w:t>
+      </w:r>
+      <w:r>
+        <w:t xml:space="preserve"> </w:t>
+      </w:r>
+      <w:r>
+        <w:t xml:space="preserve">the Kernel seed range. Kernel is therefore not the numerical leader in that fold,</w:t>
+      </w:r>
+      <w:r>
+        <w:t xml:space="preserve"> </w:t>
+      </w:r>
+      <w:r>
+        <w:t xml:space="preserve">but neither is a seed-pooled claim of FLUS superiority supported. Block-size</w:t>
+      </w:r>
+      <w:r>
+        <w:t xml:space="preserve"> </w:t>
+      </w:r>
+      <w:r>
+        <w:t xml:space="preserve">sensitivity has not been established, and repeated seeds do not constitute</w:t>
+      </w:r>
+      <w:r>
+        <w:t xml:space="preserve"> </w:t>
+      </w:r>
+      <w:r>
+        <w:t xml:space="preserve">independent spatial or temporal replication. The</w:t>
       </w:r>
       <w:r>
         <w:t xml:space="preserve"> </w:t>
@@ -4042,7 +4239,13 @@
         <w:pStyle w:val="BodyText"/>
       </w:pPr>
       <w:r>
-        <w:t xml:space="preserve">The count-only analysis exposes an additional source of score dependence. In</w:t>
+        <w:t xml:space="preserve">The count-only analysis exposes an additional source of score dependence for</w:t>
+      </w:r>
+      <w:r>
+        <w:t xml:space="preserve"> </w:t>
+      </w:r>
+      <w:r>
+        <w:t xml:space="preserve">the exact minimum-change projections only. In</w:t>
       </w:r>
       <w:r>
         <w:t xml:space="preserve"> </w:t>
@@ -4096,13 +4299,25 @@
         <w:t xml:space="preserve"> </w:t>
       </w:r>
       <w:r>
-        <w:t xml:space="preserve">more accurate or establish the performance of an allocator allowing simultaneous</w:t>
-      </w:r>
-      <w:r>
-        <w:t xml:space="preserve"> </w:t>
-      </w:r>
-      <w:r>
-        <w:t xml:space="preserve">gain and loss of each class.</w:t>
+        <w:t xml:space="preserve">more accurate. Supplementary Table S7 also shows that FLUS already permits</w:t>
+      </w:r>
+      <w:r>
+        <w:t xml:space="preserve"> </w:t>
+      </w:r>
+      <w:r>
+        <w:t xml:space="preserve">simultaneous class inflows and outflows: its altered-cell totals span 1.1–24.7</w:t>
+      </w:r>
+      <w:r>
+        <w:t xml:space="preserve"> </w:t>
+      </w:r>
+      <w:r>
+        <w:t xml:space="preserve">times M across the ArcGIS folds. The bounds therefore do not explain its 2021</w:t>
+      </w:r>
+      <w:r>
+        <w:t xml:space="preserve"> </w:t>
+      </w:r>
+      <w:r>
+        <w:t xml:space="preserve">mean or constrain its FoM.</w:t>
       </w:r>
     </w:p>
     <w:p>
@@ -4140,31 +4355,49 @@
         <w:t xml:space="preserve"> </w:t>
       </w:r>
       <w:r>
-        <w:t xml:space="preserve">replacement under the released proxy objectives. Identical membership among</w:t>
-      </w:r>
-      <w:r>
-        <w:t xml:space="preserve"> </w:t>
-      </w:r>
-      <w:r>
-        <w:t xml:space="preserve">three candidates does not establish spatial agreement of their allocations or</w:t>
-      </w:r>
-      <w:r>
-        <w:t xml:space="preserve"> </w:t>
-      </w:r>
-      <w:r>
-        <w:t xml:space="preserve">stability of planning benefits. Product-specific origins, horizons and actions</w:t>
-      </w:r>
-      <w:r>
-        <w:t xml:space="preserve"> </w:t>
-      </w:r>
-      <w:r>
-        <w:t xml:space="preserve">also differ; this is not a controlled experiment holding demand and initial</w:t>
-      </w:r>
-      <w:r>
-        <w:t xml:space="preserve"> </w:t>
-      </w:r>
-      <w:r>
-        <w:t xml:space="preserve">conditions fixed. Fig. 4 separates changes in</w:t>
+        <w:t xml:space="preserve">replacement under the released proxy objectives. The retained candidates trade</w:t>
+      </w:r>
+      <w:r>
+        <w:t xml:space="preserve"> </w:t>
+      </w:r>
+      <w:r>
+        <w:t xml:space="preserve">off different objectives after product replacement: in every ArcGIS scenario,</w:t>
+      </w:r>
+      <w:r>
+        <w:t xml:space="preserve"> </w:t>
+      </w:r>
+      <w:r>
+        <w:t xml:space="preserve">FLUS has lower mean major-road distance and lower union-built component density,</w:t>
+      </w:r>
+      <w:r>
+        <w:t xml:space="preserve"> </w:t>
+      </w:r>
+      <w:r>
+        <w:t xml:space="preserve">whereas Kernel has lower mean distance to pre-existing built cells (Supplementary</w:t>
+      </w:r>
+      <w:r>
+        <w:t xml:space="preserve"> </w:t>
+      </w:r>
+      <w:r>
+        <w:t xml:space="preserve">Table S1). Identical membership among three candidates therefore does not</w:t>
+      </w:r>
+      <w:r>
+        <w:t xml:space="preserve"> </w:t>
+      </w:r>
+      <w:r>
+        <w:t xml:space="preserve">establish spatial agreement, stable objective profiles or planning benefits.</w:t>
+      </w:r>
+      <w:r>
+        <w:t xml:space="preserve"> </w:t>
+      </w:r>
+      <w:r>
+        <w:t xml:space="preserve">Product-specific origins, horizons and actions also differ; this is not a</w:t>
+      </w:r>
+      <w:r>
+        <w:t xml:space="preserve"> </w:t>
+      </w:r>
+      <w:r>
+        <w:t xml:space="preserve">controlled experiment holding demand and initial conditions fixed. Fig. 4 separates changes in</w:t>
       </w:r>
       <w:r>
         <w:t xml:space="preserve"> </w:t>
@@ -4187,9 +4420,9 @@
       <w:r>
         <w:drawing>
           <wp:inline>
-            <wp:extent cx="5334000" cy="4641981"/>
+            <wp:extent cx="5334000" cy="4480708"/>
             <wp:effectExtent b="0" l="0" r="0" t="0"/>
-            <wp:docPr descr="Land-cover product robustness. Panel a compares annual mapped built area; only the ArcGIS-served Impact Observatory/Microsoft/Esri series extends to 2025. Panel b reports same-year all-class agreement and built-class intersection over union after six-class harmonization at 100 m. Panel c reports strict destination-change FoM for the ArcGIS-served expanding-window backtest; points are three-seed means and whiskers are population standard deviations. Panel d gives the ArcGIS-served-minus-Dynamic World mean FoM for the four matched one-step targets. All models omit the later road snapshot. Product-specific labels, origin states, oracle totals, origin water/wetland masks and quality semantics are retained, so this is a whole-product-pipeline test rather than authoritative validation. Source data are provided in source_data_fig04_product_robustness.csv." title="" id="35" name="Picture"/>
+            <wp:docPr descr="Land-cover product robustness. Panel a compares annual mapped built area; the dashed line marks the apparent 2021–2022 ArcGIS class-composition break, not a verified city-change event. Only the ArcGIS-served Impact Observatory/Microsoft/Esri series extends to 2025. Panel b reports same-year all-class agreement and built-class intersection over union after six-class harmonization at 100 m. Panel c reports strict destination-change FoM for the ArcGIS-served expanding-window backtest; points are three-seed means and whiskers are population standard deviations. Panel d gives the ArcGIS-served-minus-Dynamic World mean FoM for the four matched one-step targets. All models omit the later road snapshot. Product-specific labels, origin states, oracle totals, origin water/wetland masks and quality semantics are retained, so this is a whole-product-pipeline test rather than authoritative validation. Source data are provided in source_data_fig04_product_robustness.csv." title="" id="35" name="Picture"/>
             <a:graphic>
               <a:graphicData uri="http://schemas.openxmlformats.org/drawingml/2006/picture">
                 <pic:pic>
@@ -4208,7 +4441,7 @@
                   <pic:spPr bwMode="auto">
                     <a:xfrm>
                       <a:off x="0" y="0"/>
-                      <a:ext cx="5334000" cy="4641981"/>
+                      <a:ext cx="5334000" cy="4480708"/>
                     </a:xfrm>
                     <a:prstGeom prst="rect">
                       <a:avLst/>
@@ -4233,7 +4466,7 @@
         <w:keepLines/>
       </w:pPr>
       <w:r>
-        <w:t>Figure 4. Land-cover product robustness. Panel a compares annual mapped built area; only the ArcGIS-served Impact Observatory/Microsoft/Esri series extends to 2025. Panel b reports same-year all-class agreement and built-class intersection over union after six-class harmonization at 100 m. Panel c reports strict destination-change FoM for the ArcGIS-served expanding-window backtest; points are three-seed means and whiskers are population standard deviations. Panel d gives the ArcGIS-served-minus-Dynamic World mean FoM for the four matched one-step targets. All models omit the later road snapshot. Product-specific labels, origin states, oracle totals, origin water/wetland masks and quality semantics are retained, so this is a whole-product-pipeline test rather than authoritative validation. Source data are provided in source_data_fig04_product_robustness.csv.</w:t>
+        <w:t>Figure 4. Land-cover product robustness. Panel a compares annual mapped built area; the dashed line marks the apparent 2021–2022 ArcGIS class-composition break, not a verified city-change event. Only the ArcGIS-served Impact Observatory/Microsoft/Esri series extends to 2025. Panel b reports same-year all-class agreement and built-class intersection over union after six-class harmonization at 100 m. Panel c reports strict destination-change FoM for the ArcGIS-served expanding-window backtest; points are three-seed means and whiskers are population standard deviations. Panel d gives the ArcGIS-served-minus-Dynamic World mean FoM for the four matched one-step targets. All models omit the later road snapshot. Product-specific labels, origin states, oracle totals, origin water/wetland masks and quality semantics are retained, so this is a whole-product-pipeline test rather than authoritative validation. Source data are provided in source_data_fig04_product_robustness.csv.</w:t>
       </w:r>
     </w:p>
     <w:p>
@@ -4326,6 +4559,48 @@
       </w:r>
       <w:r>
         <w:t xml:space="preserve">claims.</w:t>
+      </w:r>
+      <w:r>
+        <w:t xml:space="preserve"> </w:t>
+      </w:r>
+      <w:r>
+        <w:t xml:space="preserve">The ArcGIS-origin bundle does not preserve the same objective ordering. In its</w:t>
+      </w:r>
+      <w:r>
+        <w:t xml:space="preserve"> </w:t>
+      </w:r>
+      <w:r>
+        <w:t xml:space="preserve">three scenarios, FLUS-style ANN–CA has lower mean distance to major roads</w:t>
+      </w:r>
+      <w:r>
+        <w:t xml:space="preserve"> </w:t>
+      </w:r>
+      <w:r>
+        <w:t xml:space="preserve">(368/366/389 m) and lower union-built component density (0.731/0.798/0.631 per</w:t>
+      </w:r>
+      <w:r>
+        <w:t xml:space="preserve"> </w:t>
+      </w:r>
+      <w:r>
+        <w:t xml:space="preserve">1,000 cells), whereas Kernel has lower mean distance to pre-existing built</w:t>
+      </w:r>
+      <w:r>
+        <w:t xml:space="preserve"> </w:t>
+      </w:r>
+      <w:r>
+        <w:t xml:space="preserve">cells (119/113/155 m; Supplementary Table S1). Thus the two retained frontier</w:t>
+      </w:r>
+      <w:r>
+        <w:t xml:space="preserve"> </w:t>
+      </w:r>
+      <w:r>
+        <w:t xml:space="preserve">members are stable as a set, but the dimension supporting each member changes</w:t>
+      </w:r>
+      <w:r>
+        <w:t xml:space="preserve"> </w:t>
+      </w:r>
+      <w:r>
+        <w:t xml:space="preserve">when the product-specific origin and actions change.</w:t>
       </w:r>
       <w:r>
         <w:t xml:space="preserve"> </w:t>
@@ -4355,7 +4630,7 @@
               <a:graphicData uri="http://schemas.openxmlformats.org/drawingml/2006/picture">
                 <pic:pic>
                   <pic:nvPicPr>
-                    <pic:cNvPr descr="figures/fig04_planning_objectives.png" id="39" name="Picture"/>
+                    <pic:cNvPr descr="figures/fig05_planning_objectives.png" id="39" name="Picture"/>
                     <pic:cNvPicPr>
                       <a:picLocks noChangeArrowheads="1" noChangeAspect="1"/>
                     </pic:cNvPicPr>
@@ -5527,7 +5802,7 @@
               <a:graphicData uri="http://schemas.openxmlformats.org/drawingml/2006/picture">
                 <pic:pic>
                   <pic:nvPicPr>
-                    <pic:cNvPr descr="figures/fig05_mechanism_ablation.png" id="44" name="Picture"/>
+                    <pic:cNvPr descr="figures/fig06_mechanism_ablation.png" id="44" name="Picture"/>
                     <pic:cNvPicPr>
                       <a:picLocks noChangeArrowheads="1" noChangeAspect="1"/>
                     </pic:cNvPicPr>
@@ -5698,7 +5973,7 @@
               <a:graphicData uri="http://schemas.openxmlformats.org/drawingml/2006/picture">
                 <pic:pic>
                   <pic:nvPicPr>
-                    <pic:cNvPr descr="figures/fig06_planning_maps_2031.png" id="48" name="Picture"/>
+                    <pic:cNvPr descr="figures/fig07_planning_maps_2031.png" id="48" name="Picture"/>
                     <pic:cNvPicPr>
                       <a:picLocks noChangeArrowheads="1" noChangeAspect="1"/>
                     </pic:cNvPicPr>
@@ -5808,7 +6083,37 @@
         <w:t xml:space="preserve"> </w:t>
       </w:r>
       <w:r>
-        <w:t xml:space="preserve">labels alone. The available 2020–2021 WorldCover diagnostic is neither fully</w:t>
+        <w:t xml:space="preserve">labels alone. The ArcGIS series additionally has a pronounced internal</w:t>
+      </w:r>
+      <w:r>
+        <w:t xml:space="preserve"> </w:t>
+      </w:r>
+      <w:r>
+        <w:t xml:space="preserve">class-composition break between 2021 and 2023, with no published annual</w:t>
+      </w:r>
+      <w:r>
+        <w:t xml:space="preserve"> </w:t>
+      </w:r>
+      <w:r>
+        <w:t xml:space="preserve">model-version history. Its 2022 change prevalence and high GeoFM-LDN FoM may</w:t>
+      </w:r>
+      <w:r>
+        <w:t xml:space="preserve"> </w:t>
+      </w:r>
+      <w:r>
+        <w:t xml:space="preserve">therefore partly score a product reclassification rather than land-cover change;</w:t>
+      </w:r>
+      <w:r>
+        <w:t xml:space="preserve"> </w:t>
+      </w:r>
+      <w:r>
+        <w:t xml:space="preserve">the sparse ArcGIS wetland/woody states also weaken ecological interpretation of</w:t>
+      </w:r>
+      <w:r>
+        <w:t xml:space="preserve"> </w:t>
+      </w:r>
+      <w:r>
+        <w:t xml:space="preserve">the 2025-origin scenario track. The available 2020–2021 WorldCover diagnostic is neither fully</w:t>
       </w:r>
       <w:r>
         <w:t xml:space="preserve"> </w:t>
@@ -5892,7 +6197,7 @@
         <w:t xml:space="preserve"> </w:t>
       </w:r>
       <w:r>
-        <w:t xml:space="preserve">with the modified</w:t>
+        <w:t xml:space="preserve">with study-specific</w:t>
       </w:r>
       <w:r>
         <w:t xml:space="preserve"> </w:t>
@@ -5916,13 +6221,61 @@
         <w:t xml:space="preserve"> </w:t>
       </w:r>
       <w:r>
-        <w:t xml:space="preserve">and deterministic-seeding patches; its</w:t>
-      </w:r>
-      <w:r>
-        <w:t xml:space="preserve"> </w:t>
-      </w:r>
-      <w:r>
-        <w:t xml:space="preserve">headline comparison uses seven drivers. The 25-feature run is a</w:t>
+        <w:t xml:space="preserve">and deterministic-seeding patches;</w:t>
+      </w:r>
+      <w:r>
+        <w:t xml:space="preserve"> </w:t>
+      </w:r>
+      <w:r>
+        <w:t xml:space="preserve">its headline comparison uses seven drivers. It is already a gross-transition</w:t>
+      </w:r>
+      <w:r>
+        <w:t xml:space="preserve"> </w:t>
+      </w:r>
+      <w:r>
+        <w:t xml:space="preserve">allocator: across ArcGIS folds it changes 1.1–24.7 times the exact minimum-change</w:t>
+      </w:r>
+      <w:r>
+        <w:t xml:space="preserve"> </w:t>
+      </w:r>
+      <w:r>
+        <w:t xml:space="preserve">budget while retaining near-zero demand error. This extra transition budget does</w:t>
+      </w:r>
+      <w:r>
+        <w:t xml:space="preserve"> </w:t>
+      </w:r>
+      <w:r>
+        <w:t xml:space="preserve">not itself deliver higher FoM: FLUS is below Kernel on Dynamic World 2021 despite</w:t>
+      </w:r>
+      <w:r>
+        <w:t xml:space="preserve"> </w:t>
+      </w:r>
+      <w:r>
+        <w:t xml:space="preserve">changing 4.4–5.2 times as many cells, and its apparent ArcGIS 2021/2025 mean</w:t>
+      </w:r>
+      <w:r>
+        <w:t xml:space="preserve"> </w:t>
+      </w:r>
+      <w:r>
+        <w:t xml:space="preserve">advantages occur where its seed-specific altered-cell totals are highly variable.</w:t>
+      </w:r>
+      <w:r>
+        <w:t xml:space="preserve"> </w:t>
+      </w:r>
+      <w:r>
+        <w:t xml:space="preserve">The next gross-transition experiment should therefore hold the proposal model,</w:t>
+      </w:r>
+      <w:r>
+        <w:t xml:space="preserve"> </w:t>
+      </w:r>
+      <w:r>
+        <w:t xml:space="preserve">candidate pool and constraints fixed rather than treating the existing FLUS</w:t>
+      </w:r>
+      <w:r>
+        <w:t xml:space="preserve"> </w:t>
+      </w:r>
+      <w:r>
+        <w:t xml:space="preserve">baseline as a direct test of Kernel’s projection. The 25-feature run is a</w:t>
       </w:r>
       <w:r>
         <w:t xml:space="preserve"> </w:t>
@@ -6079,25 +6432,37 @@
         <w:t xml:space="preserve"> </w:t>
       </w:r>
       <w:r>
-        <w:t xml:space="preserve">compared with the minimum-change projection under the same proposal and masks.</w:t>
-      </w:r>
-      <w:r>
-        <w:t xml:space="preserve"> </w:t>
-      </w:r>
-      <w:r>
-        <w:t xml:space="preserve">Neither independent reference validation nor this gross-transition experiment</w:t>
-      </w:r>
-      <w:r>
-        <w:t xml:space="preserve"> </w:t>
-      </w:r>
-      <w:r>
-        <w:t xml:space="preserve">has been performed. They are requirements for extending the present conditional</w:t>
-      </w:r>
-      <w:r>
-        <w:t xml:space="preserve"> </w:t>
-      </w:r>
-      <w:r>
-        <w:t xml:space="preserve">allocation findings to operational planning claims.</w:t>
+        <w:t xml:space="preserve">compared with the minimum-change projection under the same proposal, candidate</w:t>
+      </w:r>
+      <w:r>
+        <w:t xml:space="preserve"> </w:t>
+      </w:r>
+      <w:r>
+        <w:t xml:space="preserve">pool and masks. The FLUS baseline provides only partial evidence because its</w:t>
+      </w:r>
+      <w:r>
+        <w:t xml:space="preserve"> </w:t>
+      </w:r>
+      <w:r>
+        <w:t xml:space="preserve">suitability learner, finite CA iterations and candidate mechanism also differ.</w:t>
+      </w:r>
+      <w:r>
+        <w:t xml:space="preserve"> </w:t>
+      </w:r>
+      <w:r>
+        <w:t xml:space="preserve">Neither independent reference validation nor this controlled gross-transition</w:t>
+      </w:r>
+      <w:r>
+        <w:t xml:space="preserve"> </w:t>
+      </w:r>
+      <w:r>
+        <w:t xml:space="preserve">experiment has been performed. They are requirements for extending the present</w:t>
+      </w:r>
+      <w:r>
+        <w:t xml:space="preserve"> </w:t>
+      </w:r>
+      <w:r>
+        <w:t xml:space="preserve">conditional allocation findings to operational planning claims.</w:t>
       </w:r>
     </w:p>
     <w:bookmarkEnd w:id="51"/>
@@ -6128,43 +6493,61 @@
         <w:t xml:space="preserve"> </w:t>
       </w:r>
       <w:r>
-        <w:t xml:space="preserve">prevalence and the leading model by year. Geospatial Kernel remained consistently</w:t>
-      </w:r>
-      <w:r>
-        <w:t xml:space="preserve"> </w:t>
-      </w:r>
-      <w:r>
-        <w:t xml:space="preserve">better than random minimum-change allocation, but it was not universally the</w:t>
-      </w:r>
-      <w:r>
-        <w:t xml:space="preserve"> </w:t>
-      </w:r>
-      <w:r>
-        <w:t xml:space="preserve">best learned model. Its strongest transferable property in this experiment is</w:t>
-      </w:r>
-      <w:r>
-        <w:t xml:space="preserve"> </w:t>
-      </w:r>
-      <w:r>
-        <w:t xml:space="preserve">therefore the auditable separation of learned proposal, constrained projection</w:t>
-      </w:r>
-      <w:r>
-        <w:t xml:space="preserve"> </w:t>
-      </w:r>
-      <w:r>
-        <w:t xml:space="preserve">and state writeback, not a product-independent accuracy claim. The count-only bounds further show</w:t>
-      </w:r>
-      <w:r>
-        <w:t xml:space="preserve"> </w:t>
-      </w:r>
-      <w:r>
-        <w:t xml:space="preserve">that net-change allocation can suppress much of the gross change represented by</w:t>
-      </w:r>
-      <w:r>
-        <w:t xml:space="preserve"> </w:t>
-      </w:r>
-      <w:r>
-        <w:t xml:space="preserve">a product; future work must separate that restriction from proposal-model skill.</w:t>
+        <w:t xml:space="preserve">prevalence and the leading model by year, while its 2021–2023 class-composition</w:t>
+      </w:r>
+      <w:r>
+        <w:t xml:space="preserve"> </w:t>
+      </w:r>
+      <w:r>
+        <w:t xml:space="preserve">break made part of the apparent change unsuitable as evidence of city change.</w:t>
+      </w:r>
+      <w:r>
+        <w:t xml:space="preserve"> </w:t>
+      </w:r>
+      <w:r>
+        <w:t xml:space="preserve">Geospatial Kernel remained consistently better than random minimum-change</w:t>
+      </w:r>
+      <w:r>
+        <w:t xml:space="preserve"> </w:t>
+      </w:r>
+      <w:r>
+        <w:t xml:space="preserve">allocation, but it was not universally the best learned model. Its strongest</w:t>
+      </w:r>
+      <w:r>
+        <w:t xml:space="preserve"> </w:t>
+      </w:r>
+      <w:r>
+        <w:t xml:space="preserve">transferable property in this experiment is therefore the auditable separation</w:t>
+      </w:r>
+      <w:r>
+        <w:t xml:space="preserve"> </w:t>
+      </w:r>
+      <w:r>
+        <w:t xml:space="preserve">of learned proposal, constrained projection and state writeback, not a</w:t>
+      </w:r>
+      <w:r>
+        <w:t xml:space="preserve"> </w:t>
+      </w:r>
+      <w:r>
+        <w:t xml:space="preserve">product-independent accuracy claim. The count-only bounds constrain only the</w:t>
+      </w:r>
+      <w:r>
+        <w:t xml:space="preserve"> </w:t>
+      </w:r>
+      <w:r>
+        <w:t xml:space="preserve">exact minimum-change projections; the FLUS baseline already shows that allowing</w:t>
+      </w:r>
+      <w:r>
+        <w:t xml:space="preserve"> </w:t>
+      </w:r>
+      <w:r>
+        <w:t xml:space="preserve">more gross change alone does not determine FoM. A controlled gross-transition</w:t>
+      </w:r>
+      <w:r>
+        <w:t xml:space="preserve"> </w:t>
+      </w:r>
+      <w:r>
+        <w:t xml:space="preserve">comparison must separate that budget from proposal-model skill.</w:t>
       </w:r>
     </w:p>
     <w:p>
@@ -6376,6 +6759,14 @@
         <w:pStyle w:val="BodyText"/>
       </w:pPr>
       <w:r>
+        <w:t xml:space="preserve">Esri. (2026). Sentinel-2 10 m land cover time series of the world [Data set]. ArcGIS Living Atlas of the World. https://www.arcgis.com/home/item.html?id=cfcb7609de5f478eb7666240902d4d3d (accessed 11 September 2026).</w:t>
+      </w:r>
+    </w:p>
+    <w:p>
+      <w:pPr>
+        <w:pStyle w:val="BodyText"/>
+      </w:pPr>
+      <w:r>
         <w:t xml:space="preserve">Geofabrik. (2026). GCC States OpenStreetMap extract, 31 July 2026 [Data set; gcc-states-260731.osm.pbf]. https://download.geofabrik.de/asia/gcc-states-260731.osm.pbf</w:t>
       </w:r>
     </w:p>
@@ -6715,13 +7106,25 @@
           <w:b/>
           <w:bCs/>
         </w:rPr>
-        <w:t xml:space="preserve">Supplementary Note 1:</w:t>
-      </w:r>
-      <w:r>
-        <w:t xml:space="preserve"> </w:t>
-      </w:r>
-      <w:r>
-        <w:t xml:space="preserve">Complete data crosswalk, quality metrics and public/proxy status.</w:t>
+        <w:t xml:space="preserve">Supplementary Table S1:</w:t>
+      </w:r>
+      <w:r>
+        <w:t xml:space="preserve"> </w:t>
+      </w:r>
+      <w:r>
+        <w:t xml:space="preserve">ArcGIS-served 2031 model–scenario objective profiles with per-seed dispersion (see</w:t>
+      </w:r>
+      <w:r>
+        <w:t xml:space="preserve"> </w:t>
+      </w:r>
+      <w:r>
+        <w:rPr>
+          <w:rStyle w:val="VerbatimChar"/>
+        </w:rPr>
+        <w:t xml:space="preserve">supplementary_table_S1_arcgis_planning_objectives.md</w:t>
+      </w:r>
+      <w:r>
+        <w:t xml:space="preserve">).</w:t>
       </w:r>
     </w:p>
     <w:p>
@@ -6737,13 +7140,25 @@
           <w:b/>
           <w:bCs/>
         </w:rPr>
-        <w:t xml:space="preserve">Supplementary Note 2:</w:t>
-      </w:r>
-      <w:r>
-        <w:t xml:space="preserve"> </w:t>
-      </w:r>
-      <w:r>
-        <w:t xml:space="preserve">Kernel runtime schemas, audit fields and adapter boundary.</w:t>
+        <w:t xml:space="preserve">Supplementary Table S2:</w:t>
+      </w:r>
+      <w:r>
+        <w:t xml:space="preserve"> </w:t>
+      </w:r>
+      <w:r>
+        <w:t xml:space="preserve">Neighbourhood-weight sensitivity at 0, 0.175, 0.35 and 0.7 (see</w:t>
+      </w:r>
+      <w:r>
+        <w:t xml:space="preserve"> </w:t>
+      </w:r>
+      <w:r>
+        <w:rPr>
+          <w:rStyle w:val="VerbatimChar"/>
+        </w:rPr>
+        <w:t xml:space="preserve">supplementary_table_S2_neighbourhood_weight_sensitivity.md</w:t>
+      </w:r>
+      <w:r>
+        <w:t xml:space="preserve">).</w:t>
       </w:r>
     </w:p>
     <w:p>
@@ -6759,62 +7174,6 @@
           <w:b/>
           <w:bCs/>
         </w:rPr>
-        <w:t xml:space="preserve">Supplementary Table S1:</w:t>
-      </w:r>
-      <w:r>
-        <w:t xml:space="preserve"> </w:t>
-      </w:r>
-      <w:r>
-        <w:t xml:space="preserve">Full 2025–2031 model–scenario objective matrix with per-seed values.</w:t>
-      </w:r>
-    </w:p>
-    <w:p>
-      <w:pPr>
-        <w:pStyle w:val="Compact"/>
-        <w:numPr>
-          <w:ilvl w:val="0"/>
-          <w:numId w:val="1002"/>
-        </w:numPr>
-      </w:pPr>
-      <w:r>
-        <w:rPr>
-          <w:b/>
-          <w:bCs/>
-        </w:rPr>
-        <w:t xml:space="preserve">Supplementary Table S2:</w:t>
-      </w:r>
-      <w:r>
-        <w:t xml:space="preserve"> </w:t>
-      </w:r>
-      <w:r>
-        <w:t xml:space="preserve">Neighbourhood-weight sensitivity at 0, 0.175, 0.35 and 0.7 (see</w:t>
-      </w:r>
-      <w:r>
-        <w:t xml:space="preserve"> </w:t>
-      </w:r>
-      <w:r>
-        <w:rPr>
-          <w:rStyle w:val="VerbatimChar"/>
-        </w:rPr>
-        <w:t xml:space="preserve">supplementary_table_S2_neighbourhood_weight_sensitivity.md</w:t>
-      </w:r>
-      <w:r>
-        <w:t xml:space="preserve">).</w:t>
-      </w:r>
-    </w:p>
-    <w:p>
-      <w:pPr>
-        <w:pStyle w:val="Compact"/>
-        <w:numPr>
-          <w:ilvl w:val="0"/>
-          <w:numId w:val="1002"/>
-        </w:numPr>
-      </w:pPr>
-      <w:r>
-        <w:rPr>
-          <w:b/>
-          <w:bCs/>
-        </w:rPr>
         <w:t xml:space="preserve">Supplementary Table S3:</w:t>
       </w:r>
       <w:r>
@@ -6834,28 +7193,6 @@
       </w:r>
       <w:r>
         <w:t xml:space="preserve">).</w:t>
-      </w:r>
-    </w:p>
-    <w:p>
-      <w:pPr>
-        <w:pStyle w:val="Compact"/>
-        <w:numPr>
-          <w:ilvl w:val="0"/>
-          <w:numId w:val="1002"/>
-        </w:numPr>
-      </w:pPr>
-      <w:r>
-        <w:rPr>
-          <w:b/>
-          <w:bCs/>
-        </w:rPr>
-        <w:t xml:space="preserve">Supplementary Table S4:</w:t>
-      </w:r>
-      <w:r>
-        <w:t xml:space="preserve"> </w:t>
-      </w:r>
-      <w:r>
-        <w:t xml:space="preserve">Raster and vector delivery audit, hashes and layer counts.</w:t>
       </w:r>
     </w:p>
     <w:p>

--- a/manuscript/submission_files/manuscript_anonymous.docx
+++ b/manuscript/submission_files/manuscript_anonymous.docx
@@ -29,7 +29,7 @@
         <w:pStyle w:val="FirstParagraph"/>
       </w:pPr>
       <w:r>
-        <w:t xml:space="preserve">Public land-cover products are increasingly used where authoritative local time series are unavailable, but product choice and within-product discontinuities can alter apparent urban change and model rankings. We present an auditable protocol for constrained spatial allocation using Geospatial Kernel, the algorithmic core of a Geospatial World Model, as the focal execution layer. Two annual 10-m products for Abu Dhabi city, Google Dynamic World (2017–2024) and an ArcGIS-served Impact Observatory/Microsoft/Esri series (2017–2025), were harmonized to the same 100-m, six-class modelling contract. Leakage-controlled expanding-window tests compared a FLUS-style ANN–CA, Geospatial Kernel, GeoFM-LDN, persistence and random minimum-change allocation using three seeds and 1,000 spatial-block bootstrap resamples. The target year supplied oracle class totals and evaluation labels only. In 2024, the ArcGIS-served series mapped 335.57 km² as built versus 155.98 km² in Dynamic World; built-class intersection over union was 0.449. Its built class also rose by 30.6% between 2021 and 2022 while wetland and woody classes later nearly disappeared, an unreconciled series break. Kernel had the highest mean FoM in four Dynamic World targets and two matched ArcGIS-served targets; these numerical ranks did not uniformly imply paired-interval separation. Net-change allocation imposed product-specific count-only FoM upper bounds of 0.086–0.813 only for exact minimum-change allocators. Kernel’s ArcGIS-minus-Dynamic World strict change Figure of Merit ranged from -0.244 to +0.205. The product-specific 2031 frontiers retained FLUS-style and Kernel candidates in all scenarios, but their objective trade-offs changed. The results support an inspectable proposal–projection–writeback boundary while showing that comparative skill is label-product dependent. Neither product is authoritative local land-use truth, model outputs remain 100 m, and the 2026–2031 maps are conditional stress tests rather than official forecasts.</w:t>
+        <w:t xml:space="preserve">Public land-cover products are often used where authoritative local time series are unavailable, but product choice and temporal discontinuities can alter apparent urban change and model rankings. We present an auditable protocol for constrained spatial allocation using Geospatial Kernel, the execution layer of a Geospatial World Model. Annual 10-m Google Dynamic World (2017–2024) and ArcGIS-served Impact Observatory/Microsoft/Esri (2017–2025) products for Abu Dhabi city were harmonized to a 100-m, six-class contract. Leakage-controlled expanding-window tests compared a FLUS-style ANN–CA, Geospatial Kernel, GeoFM-LDN, persistence and random minimum-change allocation, using three seeds and 1,000 spatial-block resamples. Target-year labels supplied oracle class totals and evaluation only. In 2024, ArcGIS mapped 335.57 km² built versus 155.98 km² in Dynamic World (built IoU 0.449). Its built stock rose 30.6% from 2021 to 2022 while wetland and woody classes subsequently collapsed, indicating an unreconciled product-series break rather than verified city change. Kernel had the highest mean FoM in all four Dynamic World targets and two matched ArcGIS targets, without universal paired-interval separation. Excluding the discontinuity target, ArcGIS-minus-Dynamic World FoM was negative for Kernel (-0.244 to -0.014) and GeoFM-LDN (-0.215 to -0.010), whereas FLUS ranged from -0.100 to +0.023. Exact minimum-change allocators faced product-specific FoM upper bounds of 0.086–0.813 (0.086–0.665 excluding 2022). Product-specific 2031 frontiers retained FLUS-style and Kernel candidates but changed objective trade-offs. The results support an inspectable proposal–projection–writeback boundary while showing comparative skill is label-product dependent. Neither product is authoritative local land-use truth, and 2026–2031 maps are 100-m conditional stress tests.</w:t>
       </w:r>
     </w:p>
     <w:bookmarkEnd w:id="9"/>
@@ -680,7 +680,7 @@
         <w:t xml:space="preserve"> </w:t>
       </w:r>
       <w:r>
-        <w:t xml:space="preserve">indexes the nine source classes. Thus the operation is maximum of temporal mean probabilities, not temporal mean of scene-wise maxima; its maximizing class need not equal the annual modal label. The archived band name</w:t>
+        <w:t xml:space="preserve">indexes the nine source classes. Thus the operation is maximum of temporal mean probabilities, not temporal mean of scene-wise maxima; its maximizing class need not equal the annual modal label. The annual label and the two quality bands were exported directly to the canonical 100-m transform with Earth Engine’s default nearest-neighbour resampling; no post-export 10 × 10 arithmetic or modal aggregation was applied. The archived band name</w:t>
       </w:r>
       <w:r>
         <w:t xml:space="preserve"> </w:t>
@@ -822,19 +822,7 @@
         <w:t xml:space="preserve"> </w:t>
       </w:r>
       <w:r>
-        <w:t xml:space="preserve">were rasterized into distance-to-road and distance-to-major-road surfaces (Geofabrik, 2026). The source URL, snapshot date and SHA-256 are preserved in</w:t>
-      </w:r>
-      <w:r>
-        <w:t xml:space="preserve"> </w:t>
-      </w:r>
-      <w:r>
-        <w:rPr>
-          <w:rStyle w:val="VerbatimChar"/>
-        </w:rPr>
-        <w:t xml:space="preserve">osm_input_manifest.json</w:t>
-      </w:r>
-      <w:r>
-        <w:t xml:space="preserve">; the city geometry is separately recorded in</w:t>
+        <w:t xml:space="preserve">were rasterized into distance-to-road and distance-to-major-road surfaces (Geofabrik, 2026). The dated upstream PBF URL is no longer live and that snapshot is not distributed in this revision; the archived derived road-distance rasters, their checksums and the materialization manifest are the reproducible model inputs. The city geometry is separately recorded in</w:t>
       </w:r>
       <w:r>
         <w:t xml:space="preserve"> </w:t>
@@ -2102,7 +2090,7 @@
         <w:pStyle w:val="FirstParagraph"/>
       </w:pPr>
       <w:r>
-        <w:t xml:space="preserve">The baseline was run through a GeoSOS-derived FLUS-style ANN–CA console (study-specific build; an anonymized source tag) using seven continuous drivers: normalized row and column coordinates, elevation, slope, VIIRS radiance, distance to roads and distance to major roads. Its ANN suitability surface was passed to a cellular-automata allocation stage with the common class totals and public hard mask. The archived run used one 2021 training year, eight ANN hidden neurons, a 3 × 3 CA neighbourhood, neighbourhood strength 1.0, acceleration factor 0.1 and 1,000 iterations. Its frozen transition matrix protected water and wetland but did not prohibit built-to-non-built transitions. The algorithmic base is traceable to the GeoSOS team’s public FLUS source release (Liu et al., 2017; GeoSOS team, n.d.). The binary was rebuilt from the preceding source revision an anonymized preceding revision; the retained an anonymized source tag source tag at an anonymized retained revision adds invalid-input failure handling only. Both revisions contain the study-specific</w:t>
+        <w:t xml:space="preserve">The baseline was run through a GeoSOS-derived FLUS-style ANN–CA console (study-specific build; an anonymized source tag) using seven continuous drivers: normalized row and column coordinates, elevation, slope, VIIRS radiance, distance to roads and distance to major roads. Its ANN suitability surface was passed to a cellular-automata allocation stage with the common class totals and public hard mask. The archived run used one 2021 training year, eight ANN hidden neurons, a 3 × 3 CA neighbourhood, neighbourhood strength 1.0, acceleration factor 0.1 and 1,000 iterations. Its frozen transition matrix protected water and wetland but did not prohibit built-to-non-built transitions. The algorithmic base is traceable to the GeoSOS team’s public FLUS source release (Liu et al., 2017; GeoSOS team, n.d.). The binary was rebuilt from an earlier revision of the same anonymized source repository; the retained source release adds invalid-input failure handling only. Both revisions contain the study-specific</w:t>
       </w:r>
       <w:r>
         <w:t xml:space="preserve"> </w:t>
@@ -2482,7 +2470,7 @@
         <w:pStyle w:val="BodyText"/>
       </w:pPr>
       <w:r>
-        <w:t xml:space="preserve">The comparison shared the canonical grid, origin states, target actions, hard masks and evaluator, but the public-data run was not information-balanced. The original FLUS-style control used seven continuous drivers in its external ANN suitability model, whereas Geospatial Kernel used 25 features including current-class indicators and neighbourhood proportions; GeoFM-LDN used AlphaEarth latent embeddings and the Kernel allocator. We therefore report the original result as an unmatched-input pipeline comparison, not evidence that one learner is intrinsically superior. The additional 25-feature FLUS run is a feature-space diagnostic only, because it still learns same-year suitability rather than next-state transitions and does not use the Kernel projection implementation. Across six platform–seed runs, five produced zero-change outputs through current-class identity leakage. The archived FLUS console is a Mach-O arm64 executable rebuilt from the public GeoSOS source base with the study-specific</w:t>
+        <w:t xml:space="preserve">The comparison shared the canonical grid, origin states, target actions, hard masks and evaluator, but the public-data run was not information-balanced. The original FLUS-style control used seven continuous drivers in its external ANN suitability model, whereas Geospatial Kernel used 25 features including current-class indicators and neighbourhood proportions; GeoFM-LDN used AlphaEarth latent embeddings and the Kernel allocator. We therefore report the original result as an unmatched-input pipeline comparison, not evidence that one learner is intrinsically superior. The additional 25-feature FLUS run is a feature-space diagnostic only, because it still learns same-year suitability rather than next-state transitions and does not use the Kernel projection implementation. Across six platform–seed runs, five produced zero-change outputs through current-class identity leakage. The archived FLUS console is a Mach-O arm64 executable rebuilt from a public source base with study-specific</w:t>
       </w:r>
       <w:r>
         <w:t xml:space="preserve"> </w:t>
@@ -2521,7 +2509,7 @@
         <w:t xml:space="preserve"> </w:t>
       </w:r>
       <w:r>
-        <w:t xml:space="preserve">seeding patch; its exact source is archived at an anonymized source repository commit an anonymized preceding revision. It is not asserted to be bitwise equivalent to an unmodified upstream build. All headline and diagnostic runs used seeds 31, 47 and 73.</w:t>
+        <w:t xml:space="preserve">seeding; its exact source is available in the anonymized source repository. It is not asserted to be bitwise equivalent to an unmodified upstream build. All headline and diagnostic runs used seeds 31, 47 and 73.</w:t>
       </w:r>
     </w:p>
     <w:p>
@@ -3705,7 +3693,7 @@
           <wp:inline>
             <wp:extent cx="5334000" cy="3532492"/>
             <wp:effectExtent b="0" l="0" r="0" t="0"/>
-            <wp:docPr descr="Rolling-origin robustness and external-product diagnostics. Panel a reports strict destination-change FoM for four leakage-controlled one-step targets; points show means and sample standard deviations across three computational seeds. Panel b reports Kernel-minus-baseline paired spatial-block contrasts; points are mean seed medians and whiskers span the minimum to maximum of seed-specific 95% intervals from 1,000 resamples of 8 × 8-cell blocks. Panel c compares same-year Dynamic World 2020 and 2021 built stocks, plus 2021 Kernel and persistence predictions, with the corresponding WorldCover products at four 100-m built-fraction thresholds. Panel d compares Dynamic World built gain with the count-controlled Kernel and random allocations, where WorldCover gain count is supplied as the action. The original oracle-demand gain test is structural-zero and is not plotted as model evidence. The WorldCover comparison is an external public-product diagnostic, not authoritative ground truth. Source data are provided in source_data_fig03_rolling_external_diagnostics.csv." title="" id="31" name="Picture"/>
+            <wp:docPr descr="Rolling-origin robustness and external-product diagnostics. Panel A reports strict destination-change FoM for four leakage-controlled one-step targets; points show means and sample standard deviations across three computational seeds. Panel B reports Kernel-minus-baseline paired spatial-block contrasts; points are mean seed medians and whiskers span the minimum to maximum of seed-specific 95% intervals from 1,000 resamples of 8 × 8-cell blocks. Panel C compares same-year Dynamic World 2020 and 2021 built stocks, plus 2021 Kernel and persistence predictions, with the corresponding WorldCover products at four 100-m built-fraction thresholds. Panel D compares Dynamic World built gain with the count-controlled Kernel and random allocations, where WorldCover gain count is supplied as the action. The original oracle-demand gain test is structural-zero and is not plotted as model evidence. The WorldCover comparison is an external public-product diagnostic, not authoritative ground truth. Source data are provided in source_data_fig03_rolling_external_diagnostics.csv." title="" id="31" name="Picture"/>
             <a:graphic>
               <a:graphicData uri="http://schemas.openxmlformats.org/drawingml/2006/picture">
                 <pic:pic>
@@ -3749,7 +3737,7 @@
         <w:keepLines/>
       </w:pPr>
       <w:r>
-        <w:t>Figure 3. Rolling-origin robustness and external-product diagnostics. Panel a reports strict destination-change FoM for four leakage-controlled one-step targets; points show means and sample standard deviations across three computational seeds. Panel b reports Kernel-minus-baseline paired spatial-block contrasts; points are mean seed medians and whiskers span the minimum to maximum of seed-specific 95% intervals from 1,000 resamples of 8 × 8-cell blocks. Panel c compares same-year Dynamic World 2020 and 2021 built stocks, plus 2021 Kernel and persistence predictions, with the corresponding WorldCover products at four 100-m built-fraction thresholds. Panel d compares Dynamic World built gain with the count-controlled Kernel and random allocations, where WorldCover gain count is supplied as the action. The original oracle-demand gain test is structural-zero and is not plotted as model evidence. The WorldCover comparison is an external public-product diagnostic, not authoritative ground truth. Source data are provided in source_data_fig03_rolling_external_diagnostics.csv.</w:t>
+        <w:t>Figure 3. Rolling-origin robustness and external-product diagnostics. Panel A reports strict destination-change FoM for four leakage-controlled one-step targets; points show means and sample standard deviations across three computational seeds. Panel B reports Kernel-minus-baseline paired spatial-block contrasts; points are mean seed medians and whiskers span the minimum to maximum of seed-specific 95% intervals from 1,000 resamples of 8 × 8-cell blocks. Panel C compares same-year Dynamic World 2020 and 2021 built stocks, plus 2021 Kernel and persistence predictions, with the corresponding WorldCover products at four 100-m built-fraction thresholds. Panel D compares Dynamic World built gain with the count-controlled Kernel and random allocations, where WorldCover gain count is supplied as the action. The original oracle-demand gain test is structural-zero and is not plotted as model evidence. The WorldCover comparison is an external public-product diagnostic, not authoritative ground truth. Source data are provided in source_data_fig03_rolling_external_diagnostics.csv.</w:t>
       </w:r>
     </w:p>
     <w:p>
@@ -3787,7 +3775,7 @@
         <w:t xml:space="preserve"> </w:t>
       </w:r>
       <w:r>
-        <w:t xml:space="preserve">cells), with strict-FoM deltas from -0.0023 to 0.0010. An maintained</w:t>
+        <w:t xml:space="preserve">cells), with strict-FoM deltas from -0.0023 to 0.0010. A maintainer-run</w:t>
       </w:r>
       <w:r>
         <w:t xml:space="preserve"> </w:t>
@@ -3903,49 +3891,67 @@
         <w:t xml:space="preserve"> </w:t>
       </w:r>
       <w:r>
-        <w:t xml:space="preserve">data. In 2021, 2022 and 2024, 61–68% of discordant cells were Dynamic World</w:t>
-      </w:r>
-      <w:r>
-        <w:t xml:space="preserve"> </w:t>
-      </w:r>
-      <w:r>
-        <w:t xml:space="preserve">bare mapped as ArcGIS-served built (13,078, 18,787 and 17,987 cells,</w:t>
-      </w:r>
-      <w:r>
-        <w:t xml:space="preserve"> </w:t>
-      </w:r>
-      <w:r>
-        <w:t xml:space="preserve">respectively); a further 3,723–4,496 cells per year were Dynamic World bare</w:t>
-      </w:r>
-      <w:r>
-        <w:t xml:space="preserve"> </w:t>
-      </w:r>
-      <w:r>
-        <w:t xml:space="preserve">mapped as ArcGIS-served water. The ArcGIS-served product also mapped 4,501,</w:t>
-      </w:r>
-      <w:r>
-        <w:t xml:space="preserve"> </w:t>
-      </w:r>
-      <w:r>
-        <w:t xml:space="preserve">4,985 and 5,131 more water cells than Dynamic World in those three years.</w:t>
-      </w:r>
-      <w:r>
-        <w:t xml:space="preserve"> </w:t>
-      </w:r>
-      <w:r>
-        <w:t xml:space="preserve">Because origin-year water and wetland are hard masks, this product difference</w:t>
-      </w:r>
-      <w:r>
-        <w:t xml:space="preserve"> </w:t>
-      </w:r>
-      <w:r>
-        <w:t xml:space="preserve">reduces the feasible allocation domain in the ArcGIS track. It is therefore a</w:t>
-      </w:r>
-      <w:r>
-        <w:t xml:space="preserve"> </w:t>
-      </w:r>
-      <w:r>
-        <w:t xml:space="preserve">pipeline difference, not an isolated replacement of target labels.</w:t>
+        <w:t xml:space="preserve">data and in Supplementary Table S4. In 2021, 2022 and 2024, 61.3–68.3% of</w:t>
+      </w:r>
+      <w:r>
+        <w:t xml:space="preserve"> </w:t>
+      </w:r>
+      <w:r>
+        <w:t xml:space="preserve">discordant cells were Dynamic World bare mapped as ArcGIS-served built (13,078,</w:t>
+      </w:r>
+      <w:r>
+        <w:t xml:space="preserve"> </w:t>
+      </w:r>
+      <w:r>
+        <w:t xml:space="preserve">18,787 and 17,987 cells, respectively); a further 3,723–4,496 cells per year</w:t>
+      </w:r>
+      <w:r>
+        <w:t xml:space="preserve"> </w:t>
+      </w:r>
+      <w:r>
+        <w:t xml:space="preserve">were Dynamic World bare mapped as ArcGIS-served water. Those transition counts</w:t>
+      </w:r>
+      <w:r>
+        <w:t xml:space="preserve"> </w:t>
+      </w:r>
+      <w:r>
+        <w:t xml:space="preserve">use the pairwise common-coverage grid. The ArcGIS-served product also mapped</w:t>
+      </w:r>
+      <w:r>
+        <w:t xml:space="preserve"> </w:t>
+      </w:r>
+      <w:r>
+        <w:t xml:space="preserve">4,501, 4,985 and 5,131 more water cells than Dynamic World in those three</w:t>
+      </w:r>
+      <w:r>
+        <w:t xml:space="preserve"> </w:t>
+      </w:r>
+      <w:r>
+        <w:t xml:space="preserve">years, using each product’s own valid-cell total (whose denominator differs by</w:t>
+      </w:r>
+      <w:r>
+        <w:t xml:space="preserve"> </w:t>
+      </w:r>
+      <w:r>
+        <w:t xml:space="preserve">18–23 cells from the paired grid). Because origin-year water and wetland are</w:t>
+      </w:r>
+      <w:r>
+        <w:t xml:space="preserve"> </w:t>
+      </w:r>
+      <w:r>
+        <w:t xml:space="preserve">hard masks, this product difference reduces the feasible allocation domain in</w:t>
+      </w:r>
+      <w:r>
+        <w:t xml:space="preserve"> </w:t>
+      </w:r>
+      <w:r>
+        <w:t xml:space="preserve">the ArcGIS track. It is therefore a pipeline difference, not an isolated</w:t>
+      </w:r>
+      <w:r>
+        <w:t xml:space="preserve"> </w:t>
+      </w:r>
+      <w:r>
+        <w:t xml:space="preserve">replacement of target labels.</w:t>
       </w:r>
     </w:p>
     <w:p>
@@ -4123,43 +4129,85 @@
         <w:t xml:space="preserve"> </w:t>
       </w:r>
       <w:r>
-        <w:t xml:space="preserve">+0.205, -0.050 and -0.014 across the four matched years. Thus the learned</w:t>
-      </w:r>
-      <w:r>
-        <w:t xml:space="preserve"> </w:t>
-      </w:r>
-      <w:r>
-        <w:t xml:space="preserve">allocator contains repeatable spatial signal relative to its zero model, while</w:t>
-      </w:r>
-      <w:r>
-        <w:t xml:space="preserve"> </w:t>
-      </w:r>
-      <w:r>
-        <w:t xml:space="preserve">its absolute score and rank remain dependent on the product pipeline. Supplementary</w:t>
-      </w:r>
-      <w:r>
-        <w:t xml:space="preserve"> </w:t>
-      </w:r>
-      <w:r>
-        <w:t xml:space="preserve">Table S7 reports all seed-specific paired intervals for Kernel versus FLUS-style</w:t>
-      </w:r>
-      <w:r>
-        <w:t xml:space="preserve"> </w:t>
-      </w:r>
-      <w:r>
-        <w:t xml:space="preserve">and GeoFM-LDN versus Kernel. In the ArcGIS 2023 target, all three GeoFM-LDN-minus-</w:t>
-      </w:r>
-      <w:r>
-        <w:t xml:space="preserve"> </w:t>
-      </w:r>
-      <w:r>
-        <w:t xml:space="preserve">Kernel intervals include zero despite Kernel’s higher mean; in 2024, two exclude</w:t>
-      </w:r>
-      <w:r>
-        <w:t xml:space="preserve"> </w:t>
-      </w:r>
-      <w:r>
-        <w:t xml:space="preserve">zero in Kernel’s favour and one includes zero. These are conditional intervals,</w:t>
+        <w:t xml:space="preserve">+0.205, -0.050 and -0.014 across the four matched years. The positive 2022</w:t>
+      </w:r>
+      <w:r>
+        <w:t xml:space="preserve"> </w:t>
+      </w:r>
+      <w:r>
+        <w:t xml:space="preserve">difference is the target that follows the documented ArcGIS series break. With</w:t>
+      </w:r>
+      <w:r>
+        <w:t xml:space="preserve"> </w:t>
+      </w:r>
+      <w:r>
+        <w:t xml:space="preserve">that target excluded, ArcGIS-minus-Dynamic World differences remain negative</w:t>
+      </w:r>
+      <w:r>
+        <w:t xml:space="preserve"> </w:t>
+      </w:r>
+      <w:r>
+        <w:t xml:space="preserve">in every retained fold for Kernel (-0.244 to -0.014) and GeoFM-LDN (-0.215 to</w:t>
+      </w:r>
+      <w:r>
+        <w:t xml:space="preserve"> </w:t>
+      </w:r>
+      <w:r>
+        <w:t xml:space="preserve">-0.010); FLUS-style ANN–CA remains mixed (-0.100 to +0.023). This is a</w:t>
+      </w:r>
+      <w:r>
+        <w:t xml:space="preserve"> </w:t>
+      </w:r>
+      <w:r>
+        <w:t xml:space="preserve">directional sensitivity of agreement with product-specific labels, not a claim</w:t>
+      </w:r>
+      <w:r>
+        <w:t xml:space="preserve"> </w:t>
+      </w:r>
+      <w:r>
+        <w:t xml:space="preserve">that either product is more accurate. Thus the learned allocator contains</w:t>
+      </w:r>
+      <w:r>
+        <w:t xml:space="preserve"> </w:t>
+      </w:r>
+      <w:r>
+        <w:t xml:space="preserve">repeatable spatial signal relative to its zero model, while its absolute score</w:t>
+      </w:r>
+      <w:r>
+        <w:t xml:space="preserve"> </w:t>
+      </w:r>
+      <w:r>
+        <w:t xml:space="preserve">and rank remain dependent on the product pipeline. Supplementary Table S6 gives</w:t>
+      </w:r>
+      <w:r>
+        <w:t xml:space="preserve"> </w:t>
+      </w:r>
+      <w:r>
+        <w:t xml:space="preserve">both interval definitions, and Supplementary Table S7 reports all seed-specific</w:t>
+      </w:r>
+      <w:r>
+        <w:t xml:space="preserve"> </w:t>
+      </w:r>
+      <w:r>
+        <w:t xml:space="preserve">paired intervals for Kernel versus FLUS-style and GeoFM-LDN versus Kernel. In</w:t>
+      </w:r>
+      <w:r>
+        <w:t xml:space="preserve"> </w:t>
+      </w:r>
+      <w:r>
+        <w:t xml:space="preserve">the ArcGIS 2023 target, all three GeoFM-LDN-minus-Kernel intervals include zero</w:t>
+      </w:r>
+      <w:r>
+        <w:t xml:space="preserve"> </w:t>
+      </w:r>
+      <w:r>
+        <w:t xml:space="preserve">despite Kernel’s higher mean; in 2024, two exclude zero in Kernel’s favour and</w:t>
+      </w:r>
+      <w:r>
+        <w:t xml:space="preserve"> </w:t>
+      </w:r>
+      <w:r>
+        <w:t xml:space="preserve">one includes zero. These are conditional intervals,</w:t>
       </w:r>
       <w:r>
         <w:t xml:space="preserve"> </w:t>
@@ -4281,7 +4329,19 @@
         <w:t xml:space="preserve"> </w:t>
       </w:r>
       <w:r>
-        <w:t xml:space="preserve">reported in Supplementary Table S7. The reversal in these bounds means that</w:t>
+        <w:t xml:space="preserve">reported in Supplementary Table S7. Across all ArcGIS folds the bound spans</w:t>
+      </w:r>
+      <w:r>
+        <w:t xml:space="preserve"> </w:t>
+      </w:r>
+      <w:r>
+        <w:t xml:space="preserve">0.0858–0.8127, but excluding the 2022 series-break target it spans only</w:t>
+      </w:r>
+      <w:r>
+        <w:t xml:space="preserve"> </w:t>
+      </w:r>
+      <w:r>
+        <w:t xml:space="preserve">0.0858–0.6651. The reversal in these bounds means that</w:t>
       </w:r>
       <w:r>
         <w:t xml:space="preserve"> </w:t>
@@ -4422,7 +4482,7 @@
           <wp:inline>
             <wp:extent cx="5334000" cy="4480708"/>
             <wp:effectExtent b="0" l="0" r="0" t="0"/>
-            <wp:docPr descr="Land-cover product robustness. Panel a compares annual mapped built area; the dashed line marks the apparent 2021–2022 ArcGIS class-composition break, not a verified city-change event. Only the ArcGIS-served Impact Observatory/Microsoft/Esri series extends to 2025. Panel b reports same-year all-class agreement and built-class intersection over union after six-class harmonization at 100 m. Panel c reports strict destination-change FoM for the ArcGIS-served expanding-window backtest; points are three-seed means and whiskers are population standard deviations. Panel d gives the ArcGIS-served-minus-Dynamic World mean FoM for the four matched one-step targets. All models omit the later road snapshot. Product-specific labels, origin states, oracle totals, origin water/wetland masks and quality semantics are retained, so this is a whole-product-pipeline test rather than authoritative validation. Source data are provided in source_data_fig04_product_robustness.csv." title="" id="35" name="Picture"/>
+            <wp:docPr descr="Land-cover product robustness. Panel A compares annual mapped built area; the dashed line marks the apparent 2021–2022 ArcGIS class-composition break, not a verified city-change event. Only the ArcGIS-served Impact Observatory/Microsoft/Esri series extends to 2025. Panel B reports same-year all-class agreement and built-class intersection over union after six-class harmonization at 100 m. Panel C reports strict destination-change FoM for the ArcGIS-served expanding-window backtest; points are three-seed means and whiskers are population standard deviations. Panel D gives the ArcGIS-served-minus-Dynamic World mean FoM for the four matched one-step targets. All models omit the later road snapshot. Product-specific labels, origin states, oracle totals, origin water/wetland masks and quality semantics are retained, so this is a whole-product-pipeline test rather than authoritative validation. Source data are provided in source_data_fig04_product_robustness.csv." title="" id="35" name="Picture"/>
             <a:graphic>
               <a:graphicData uri="http://schemas.openxmlformats.org/drawingml/2006/picture">
                 <pic:pic>
@@ -4466,7 +4526,7 @@
         <w:keepLines/>
       </w:pPr>
       <w:r>
-        <w:t>Figure 4. Land-cover product robustness. Panel a compares annual mapped built area; the dashed line marks the apparent 2021–2022 ArcGIS class-composition break, not a verified city-change event. Only the ArcGIS-served Impact Observatory/Microsoft/Esri series extends to 2025. Panel b reports same-year all-class agreement and built-class intersection over union after six-class harmonization at 100 m. Panel c reports strict destination-change FoM for the ArcGIS-served expanding-window backtest; points are three-seed means and whiskers are population standard deviations. Panel d gives the ArcGIS-served-minus-Dynamic World mean FoM for the four matched one-step targets. All models omit the later road snapshot. Product-specific labels, origin states, oracle totals, origin water/wetland masks and quality semantics are retained, so this is a whole-product-pipeline test rather than authoritative validation. Source data are provided in source_data_fig04_product_robustness.csv.</w:t>
+        <w:t>Figure 4. Land-cover product robustness. Panel A compares annual mapped built area; the dashed line marks the apparent 2021–2022 ArcGIS class-composition break, not a verified city-change event. Only the ArcGIS-served Impact Observatory/Microsoft/Esri series extends to 2025. Panel B reports same-year all-class agreement and built-class intersection over union after six-class harmonization at 100 m. Panel C reports strict destination-change FoM for the ArcGIS-served expanding-window backtest; points are three-seed means and whiskers are population standard deviations. Panel D gives the ArcGIS-served-minus-Dynamic World mean FoM for the four matched one-step targets. All models omit the later road snapshot. Product-specific labels, origin states, oracle totals, origin water/wetland masks and quality semantics are retained, so this is a whole-product-pipeline test rather than authoritative validation. Source data are provided in source_data_fig04_product_robustness.csv.</w:t>
       </w:r>
     </w:p>
     <w:p>
@@ -6481,73 +6541,91 @@
         <w:pStyle w:val="FirstParagraph"/>
       </w:pPr>
       <w:r>
-        <w:t xml:space="preserve">Replacing Dynamic World with a newer ArcGIS-served 10-m annual product did not</w:t>
-      </w:r>
-      <w:r>
-        <w:t xml:space="preserve"> </w:t>
-      </w:r>
-      <w:r>
-        <w:t xml:space="preserve">simply raise or lower every score. It changed mapped built stock, transition</w:t>
-      </w:r>
-      <w:r>
-        <w:t xml:space="preserve"> </w:t>
-      </w:r>
-      <w:r>
-        <w:t xml:space="preserve">prevalence and the leading model by year, while its 2021–2023 class-composition</w:t>
-      </w:r>
-      <w:r>
-        <w:t xml:space="preserve"> </w:t>
-      </w:r>
-      <w:r>
-        <w:t xml:space="preserve">break made part of the apparent change unsuitable as evidence of city change.</w:t>
-      </w:r>
-      <w:r>
-        <w:t xml:space="preserve"> </w:t>
-      </w:r>
-      <w:r>
-        <w:t xml:space="preserve">Geospatial Kernel remained consistently better than random minimum-change</w:t>
-      </w:r>
-      <w:r>
-        <w:t xml:space="preserve"> </w:t>
-      </w:r>
-      <w:r>
-        <w:t xml:space="preserve">allocation, but it was not universally the best learned model. Its strongest</w:t>
-      </w:r>
-      <w:r>
-        <w:t xml:space="preserve"> </w:t>
-      </w:r>
-      <w:r>
-        <w:t xml:space="preserve">transferable property in this experiment is therefore the auditable separation</w:t>
-      </w:r>
-      <w:r>
-        <w:t xml:space="preserve"> </w:t>
-      </w:r>
-      <w:r>
-        <w:t xml:space="preserve">of learned proposal, constrained projection and state writeback, not a</w:t>
-      </w:r>
-      <w:r>
-        <w:t xml:space="preserve"> </w:t>
-      </w:r>
-      <w:r>
-        <w:t xml:space="preserve">product-independent accuracy claim. The count-only bounds constrain only the</w:t>
-      </w:r>
-      <w:r>
-        <w:t xml:space="preserve"> </w:t>
-      </w:r>
-      <w:r>
-        <w:t xml:space="preserve">exact minimum-change projections; the FLUS baseline already shows that allowing</w:t>
-      </w:r>
-      <w:r>
-        <w:t xml:space="preserve"> </w:t>
-      </w:r>
-      <w:r>
-        <w:t xml:space="preserve">more gross change alone does not determine FoM. A controlled gross-transition</w:t>
-      </w:r>
-      <w:r>
-        <w:t xml:space="preserve"> </w:t>
-      </w:r>
-      <w:r>
-        <w:t xml:space="preserve">comparison must separate that budget from proposal-model skill.</w:t>
+        <w:t xml:space="preserve">Replacing Dynamic World with a newer ArcGIS-served 10-m annual product changed</w:t>
+      </w:r>
+      <w:r>
+        <w:t xml:space="preserve"> </w:t>
+      </w:r>
+      <w:r>
+        <w:t xml:space="preserve">mapped built stock, transition prevalence and the leading model by year. The</w:t>
+      </w:r>
+      <w:r>
+        <w:t xml:space="preserve"> </w:t>
+      </w:r>
+      <w:r>
+        <w:t xml:space="preserve">only positive matched-product differences for the two exact-count learned</w:t>
+      </w:r>
+      <w:r>
+        <w:t xml:space="preserve"> </w:t>
+      </w:r>
+      <w:r>
+        <w:t xml:space="preserve">models occur in the 2022 target following the ArcGIS class-composition break;</w:t>
+      </w:r>
+      <w:r>
+        <w:t xml:space="preserve"> </w:t>
+      </w:r>
+      <w:r>
+        <w:t xml:space="preserve">outside that target, both Kernel and GeoFM-LDN have lower product-specific FoM</w:t>
+      </w:r>
+      <w:r>
+        <w:t xml:space="preserve"> </w:t>
+      </w:r>
+      <w:r>
+        <w:t xml:space="preserve">on every remaining paired fold. This is evidence of label-product dependence,</w:t>
+      </w:r>
+      <w:r>
+        <w:t xml:space="preserve"> </w:t>
+      </w:r>
+      <w:r>
+        <w:t xml:space="preserve">not evidence that either product is more accurate. Geospatial Kernel remained</w:t>
+      </w:r>
+      <w:r>
+        <w:t xml:space="preserve"> </w:t>
+      </w:r>
+      <w:r>
+        <w:t xml:space="preserve">consistently better than random minimum-change allocation, but it was not</w:t>
+      </w:r>
+      <w:r>
+        <w:t xml:space="preserve"> </w:t>
+      </w:r>
+      <w:r>
+        <w:t xml:space="preserve">universally the best learned model. Its strongest transferable property in this</w:t>
+      </w:r>
+      <w:r>
+        <w:t xml:space="preserve"> </w:t>
+      </w:r>
+      <w:r>
+        <w:t xml:space="preserve">experiment is therefore the auditable separation of learned proposal,</w:t>
+      </w:r>
+      <w:r>
+        <w:t xml:space="preserve"> </w:t>
+      </w:r>
+      <w:r>
+        <w:t xml:space="preserve">constrained projection and state writeback, not a product-independent accuracy</w:t>
+      </w:r>
+      <w:r>
+        <w:t xml:space="preserve"> </w:t>
+      </w:r>
+      <w:r>
+        <w:t xml:space="preserve">claim. The count-only bounds constrain only the exact minimum-change</w:t>
+      </w:r>
+      <w:r>
+        <w:t xml:space="preserve"> </w:t>
+      </w:r>
+      <w:r>
+        <w:t xml:space="preserve">projections; the FLUS baseline already shows that allowing more gross change</w:t>
+      </w:r>
+      <w:r>
+        <w:t xml:space="preserve"> </w:t>
+      </w:r>
+      <w:r>
+        <w:t xml:space="preserve">alone does not determine FoM. A controlled gross-transition comparison must</w:t>
+      </w:r>
+      <w:r>
+        <w:t xml:space="preserve"> </w:t>
+      </w:r>
+      <w:r>
+        <w:t xml:space="preserve">separate that budget from proposal-model skill.</w:t>
       </w:r>
     </w:p>
     <w:p>
@@ -7208,13 +7286,13 @@
           <w:b/>
           <w:bCs/>
         </w:rPr>
-        <w:t xml:space="preserve">Supplementary Table S5:</w:t>
-      </w:r>
-      <w:r>
-        <w:t xml:space="preserve"> </w:t>
-      </w:r>
-      <w:r>
-        <w:t xml:space="preserve">Rolling-origin and WorldCover external-product diagnostics (see</w:t>
+        <w:t xml:space="preserve">Supplementary Table S4:</w:t>
+      </w:r>
+      <w:r>
+        <w:t xml:space="preserve"> </w:t>
+      </w:r>
+      <w:r>
+        <w:t xml:space="preserve">Annual six-class Dynamic World-to-ArcGIS product matrices on the paired grid (see</w:t>
       </w:r>
       <w:r>
         <w:t xml:space="preserve"> </w:t>
@@ -7223,7 +7301,7 @@
         <w:rPr>
           <w:rStyle w:val="VerbatimChar"/>
         </w:rPr>
-        <w:t xml:space="preserve">supplementary_table_S5_rolling_external_diagnostics.md</w:t>
+        <w:t xml:space="preserve">supplementary_table_S4_cross_product_class_matrices.md</w:t>
       </w:r>
       <w:r>
         <w:t xml:space="preserve">).</w:t>
@@ -7242,13 +7320,13 @@
           <w:b/>
           <w:bCs/>
         </w:rPr>
-        <w:t xml:space="preserve">Supplementary Table S6:</w:t>
-      </w:r>
-      <w:r>
-        <w:t xml:space="preserve"> </w:t>
-      </w:r>
-      <w:r>
-        <w:t xml:space="preserve">Matched Dynamic World and ArcGIS-served whole-product-pipeline backtests (see</w:t>
+        <w:t xml:space="preserve">Supplementary Table S5:</w:t>
+      </w:r>
+      <w:r>
+        <w:t xml:space="preserve"> </w:t>
+      </w:r>
+      <w:r>
+        <w:t xml:space="preserve">Rolling-origin and WorldCover external-product diagnostics (see</w:t>
       </w:r>
       <w:r>
         <w:t xml:space="preserve"> </w:t>
@@ -7257,7 +7335,7 @@
         <w:rPr>
           <w:rStyle w:val="VerbatimChar"/>
         </w:rPr>
-        <w:t xml:space="preserve">supplementary_table_S6_product_robustness.md</w:t>
+        <w:t xml:space="preserve">supplementary_table_S5_rolling_external_diagnostics.md</w:t>
       </w:r>
       <w:r>
         <w:t xml:space="preserve">).</w:t>
@@ -7276,13 +7354,13 @@
           <w:b/>
           <w:bCs/>
         </w:rPr>
-        <w:t xml:space="preserve">Supplementary Table S7:</w:t>
-      </w:r>
-      <w:r>
-        <w:t xml:space="preserve"> </w:t>
-      </w:r>
-      <w:r>
-        <w:t xml:space="preserve">Net-change FoM upper bounds and 54 seed-specific paired model intervals (see</w:t>
+        <w:t xml:space="preserve">Supplementary Table S6:</w:t>
+      </w:r>
+      <w:r>
+        <w:t xml:space="preserve"> </w:t>
+      </w:r>
+      <w:r>
+        <w:t xml:space="preserve">Matched Dynamic World and ArcGIS-served whole-product-pipeline backtests (see</w:t>
       </w:r>
       <w:r>
         <w:t xml:space="preserve"> </w:t>
@@ -7291,7 +7369,7 @@
         <w:rPr>
           <w:rStyle w:val="VerbatimChar"/>
         </w:rPr>
-        <w:t xml:space="preserve">supplementary_table_S7_allocation_limits.md</w:t>
+        <w:t xml:space="preserve">supplementary_table_S6_product_robustness.md</w:t>
       </w:r>
       <w:r>
         <w:t xml:space="preserve">).</w:t>
@@ -7310,19 +7388,22 @@
           <w:b/>
           <w:bCs/>
         </w:rPr>
-        <w:t xml:space="preserve">Fig. S1:</w:t>
-      </w:r>
-      <w:r>
-        <w:t xml:space="preserve"> </w:t>
-      </w:r>
-      <w:r>
-        <w:t xml:space="preserve">Full 3-scenarios × 3-model 2031 new-built footprint atlas (</w:t>
+        <w:t xml:space="preserve">Supplementary Table S7:</w:t>
+      </w:r>
+      <w:r>
+        <w:t xml:space="preserve"> </w:t>
+      </w:r>
+      <w:r>
+        <w:t xml:space="preserve">Net-change FoM upper bounds and 54 seed-specific paired model intervals (see</w:t>
+      </w:r>
+      <w:r>
+        <w:t xml:space="preserve"> </w:t>
       </w:r>
       <w:r>
         <w:rPr>
           <w:rStyle w:val="VerbatimChar"/>
         </w:rPr>
-        <w:t xml:space="preserve">figures/figS01_planning_atlas_2031.*</w:t>
+        <w:t xml:space="preserve">supplementary_table_S7_allocation_limits.md</w:t>
       </w:r>
       <w:r>
         <w:t xml:space="preserve">).</w:t>
@@ -7341,19 +7422,19 @@
           <w:b/>
           <w:bCs/>
         </w:rPr>
-        <w:t xml:space="preserve">Fig. S2:</w:t>
-      </w:r>
-      <w:r>
-        <w:t xml:space="preserve"> </w:t>
-      </w:r>
-      <w:r>
-        <w:t xml:space="preserve">Dynamic World quality proxy and quality-filtered change sensitivity (</w:t>
+        <w:t xml:space="preserve">Fig. S1:</w:t>
+      </w:r>
+      <w:r>
+        <w:t xml:space="preserve"> </w:t>
+      </w:r>
+      <w:r>
+        <w:t xml:space="preserve">Full 3-scenarios × 3-model 2031 new-built footprint atlas (</w:t>
       </w:r>
       <w:r>
         <w:rPr>
           <w:rStyle w:val="VerbatimChar"/>
         </w:rPr>
-        <w:t xml:space="preserve">figures/figS02_input_label_quality.*</w:t>
+        <w:t xml:space="preserve">figures/figS01_planning_atlas_2031.*</w:t>
       </w:r>
       <w:r>
         <w:t xml:space="preserve">).</w:t>
@@ -7372,19 +7453,19 @@
           <w:b/>
           <w:bCs/>
         </w:rPr>
-        <w:t xml:space="preserve">Fig. S3:</w:t>
-      </w:r>
-      <w:r>
-        <w:t xml:space="preserve"> </w:t>
-      </w:r>
-      <w:r>
-        <w:t xml:space="preserve">Historical maps and change-error maps for 2024 (</w:t>
+        <w:t xml:space="preserve">Fig. S2:</w:t>
+      </w:r>
+      <w:r>
+        <w:t xml:space="preserve"> </w:t>
+      </w:r>
+      <w:r>
+        <w:t xml:space="preserve">Dynamic World quality proxy and quality-filtered change sensitivity (</w:t>
       </w:r>
       <w:r>
         <w:rPr>
           <w:rStyle w:val="VerbatimChar"/>
         </w:rPr>
-        <w:t xml:space="preserve">figures/figS03_historical_2024_maps_and_errors.*</w:t>
+        <w:t xml:space="preserve">figures/figS02_input_label_quality.*</w:t>
       </w:r>
       <w:r>
         <w:t xml:space="preserve">).</w:t>
@@ -7403,13 +7484,44 @@
           <w:b/>
           <w:bCs/>
         </w:rPr>
+        <w:t xml:space="preserve">Fig. S3:</w:t>
+      </w:r>
+      <w:r>
+        <w:t xml:space="preserve"> </w:t>
+      </w:r>
+      <w:r>
+        <w:t xml:space="preserve">Historical maps and change-error maps for 2024 (</w:t>
+      </w:r>
+      <w:r>
+        <w:rPr>
+          <w:rStyle w:val="VerbatimChar"/>
+        </w:rPr>
+        <w:t xml:space="preserve">figures/figS03_historical_2024_maps_and_errors.*</w:t>
+      </w:r>
+      <w:r>
+        <w:t xml:space="preserve">).</w:t>
+      </w:r>
+    </w:p>
+    <w:p>
+      <w:pPr>
+        <w:pStyle w:val="Compact"/>
+        <w:numPr>
+          <w:ilvl w:val="0"/>
+          <w:numId w:val="1002"/>
+        </w:numPr>
+      </w:pPr>
+      <w:r>
+        <w:rPr>
+          <w:b/>
+          <w:bCs/>
+        </w:rPr>
         <w:t xml:space="preserve">Fig. S4:</w:t>
       </w:r>
       <w:r>
         <w:t xml:space="preserve"> </w:t>
       </w:r>
       <w:r>
-        <w:t xml:space="preserve">Driver layers and experiment design in English (</w:t>
+        <w:t xml:space="preserve">Driver layers and unified experiment design. Continuous maps are clipped to the 2nd–98th valid-pixel percentiles unless stated otherwise. The schematic uses one coordinate system to keep arrows aligned and shows that the models change spatial allocation while the grid, actions, constraints and evaluator remain fixed (</w:t>
       </w:r>
       <w:r>
         <w:rPr>
